--- a/docs/entregables/Manual_Simulaciones_Auditoria_Nube.docx
+++ b/docs/entregables/Manual_Simulaciones_Auditoria_Nube.docx
@@ -157,7 +157,7 @@
           <w:szCs w:val="22"/>
         </w:rPr>
         <w:tab/>
-        <w:t>1.0, nube, octubre de 2026</w:t>
+        <w:t>1.1, nube, octubre de 2026</w:t>
       </w:r>
     </w:p>
     <w:p>
@@ -211,7 +211,7 @@
     <w:sdt>
       <w:sdtPr>
         <w:alias w:val="Contenido"/>
-        <w:id w:val="1004480501"/>
+        <w:id w:val="1679699121"/>
       </w:sdtPr>
       <w:sdtEndPr/>
       <w:sdtContent>
@@ -234,7 +234,7 @@
           <w:r>
             <w:fldChar w:fldCharType="separate"/>
           </w:r>
-          <w:hyperlink w:anchor="_Toc242534464" w:history="1">
+          <w:hyperlink w:anchor="_Toc242541475" w:history="1">
             <w:r>
               <w:rPr>
                 <w:rStyle w:val="Hipervnculo"/>
@@ -258,7 +258,7 @@
               <w:rPr>
                 <w:noProof/>
               </w:rPr>
-              <w:instrText xml:space="preserve"> PAGEREF _Toc242534464 \h </w:instrText>
+              <w:instrText xml:space="preserve"> PAGEREF _Toc242541475 \h </w:instrText>
             </w:r>
             <w:r>
               <w:rPr>
@@ -295,7 +295,7 @@
               <w:noProof/>
             </w:rPr>
           </w:pPr>
-          <w:hyperlink w:anchor="_Toc242534465" w:history="1">
+          <w:hyperlink w:anchor="_Toc242541476" w:history="1">
             <w:r>
               <w:rPr>
                 <w:rStyle w:val="Hipervnculo"/>
@@ -319,7 +319,7 @@
               <w:rPr>
                 <w:noProof/>
               </w:rPr>
-              <w:instrText xml:space="preserve"> PAGEREF _Toc242534465 \h </w:instrText>
+              <w:instrText xml:space="preserve"> PAGEREF _Toc242541476 \h </w:instrText>
             </w:r>
             <w:r>
               <w:rPr>
@@ -356,7 +356,7 @@
               <w:noProof/>
             </w:rPr>
           </w:pPr>
-          <w:hyperlink w:anchor="_Toc242534466" w:history="1">
+          <w:hyperlink w:anchor="_Toc242541477" w:history="1">
             <w:r>
               <w:rPr>
                 <w:rStyle w:val="Hipervnculo"/>
@@ -380,7 +380,7 @@
               <w:rPr>
                 <w:noProof/>
               </w:rPr>
-              <w:instrText xml:space="preserve"> PAGEREF _Toc242534466 \h </w:instrText>
+              <w:instrText xml:space="preserve"> PAGEREF _Toc242541477 \h </w:instrText>
             </w:r>
             <w:r>
               <w:rPr>
@@ -417,7 +417,7 @@
               <w:noProof/>
             </w:rPr>
           </w:pPr>
-          <w:hyperlink w:anchor="_Toc242534467" w:history="1">
+          <w:hyperlink w:anchor="_Toc242541478" w:history="1">
             <w:r>
               <w:rPr>
                 <w:rStyle w:val="Hipervnculo"/>
@@ -441,7 +441,7 @@
               <w:rPr>
                 <w:noProof/>
               </w:rPr>
-              <w:instrText xml:space="preserve"> PAGEREF _Toc242534467 \h </w:instrText>
+              <w:instrText xml:space="preserve"> PAGEREF _Toc242541478 \h </w:instrText>
             </w:r>
             <w:r>
               <w:rPr>
@@ -478,7 +478,7 @@
               <w:noProof/>
             </w:rPr>
           </w:pPr>
-          <w:hyperlink w:anchor="_Toc242534468" w:history="1">
+          <w:hyperlink w:anchor="_Toc242541479" w:history="1">
             <w:r>
               <w:rPr>
                 <w:rStyle w:val="Hipervnculo"/>
@@ -502,7 +502,7 @@
               <w:rPr>
                 <w:noProof/>
               </w:rPr>
-              <w:instrText xml:space="preserve"> PAGEREF _Toc242534468 \h </w:instrText>
+              <w:instrText xml:space="preserve"> PAGEREF _Toc242541479 \h </w:instrText>
             </w:r>
             <w:r>
               <w:rPr>
@@ -519,7 +519,7 @@
               <w:rPr>
                 <w:noProof/>
               </w:rPr>
-              <w:t>5</w:t>
+              <w:t>6</w:t>
             </w:r>
             <w:r>
               <w:rPr>
@@ -539,7 +539,7 @@
               <w:noProof/>
             </w:rPr>
           </w:pPr>
-          <w:hyperlink w:anchor="_Toc242534469" w:history="1">
+          <w:hyperlink w:anchor="_Toc242541480" w:history="1">
             <w:r>
               <w:rPr>
                 <w:rStyle w:val="Hipervnculo"/>
@@ -563,7 +563,7 @@
               <w:rPr>
                 <w:noProof/>
               </w:rPr>
-              <w:instrText xml:space="preserve"> PAGEREF _Toc242534469 \h </w:instrText>
+              <w:instrText xml:space="preserve"> PAGEREF _Toc242541480 \h </w:instrText>
             </w:r>
             <w:r>
               <w:rPr>
@@ -600,7 +600,7 @@
               <w:noProof/>
             </w:rPr>
           </w:pPr>
-          <w:hyperlink w:anchor="_Toc242534470" w:history="1">
+          <w:hyperlink w:anchor="_Toc242541481" w:history="1">
             <w:r>
               <w:rPr>
                 <w:rStyle w:val="Hipervnculo"/>
@@ -624,7 +624,7 @@
               <w:rPr>
                 <w:noProof/>
               </w:rPr>
-              <w:instrText xml:space="preserve"> PAGEREF _Toc242534470 \h </w:instrText>
+              <w:instrText xml:space="preserve"> PAGEREF _Toc242541481 \h </w:instrText>
             </w:r>
             <w:r>
               <w:rPr>
@@ -661,7 +661,7 @@
               <w:noProof/>
             </w:rPr>
           </w:pPr>
-          <w:hyperlink w:anchor="_Toc242534471" w:history="1">
+          <w:hyperlink w:anchor="_Toc242541482" w:history="1">
             <w:r>
               <w:rPr>
                 <w:rStyle w:val="Hipervnculo"/>
@@ -685,7 +685,7 @@
               <w:rPr>
                 <w:noProof/>
               </w:rPr>
-              <w:instrText xml:space="preserve"> PAGEREF _Toc242534471 \h </w:instrText>
+              <w:instrText xml:space="preserve"> PAGEREF _Toc242541482 \h </w:instrText>
             </w:r>
             <w:r>
               <w:rPr>
@@ -702,7 +702,7 @@
               <w:rPr>
                 <w:noProof/>
               </w:rPr>
-              <w:t>6</w:t>
+              <w:t>7</w:t>
             </w:r>
             <w:r>
               <w:rPr>
@@ -722,7 +722,7 @@
               <w:noProof/>
             </w:rPr>
           </w:pPr>
-          <w:hyperlink w:anchor="_Toc242534472" w:history="1">
+          <w:hyperlink w:anchor="_Toc242541483" w:history="1">
             <w:r>
               <w:rPr>
                 <w:rStyle w:val="Hipervnculo"/>
@@ -746,7 +746,7 @@
               <w:rPr>
                 <w:noProof/>
               </w:rPr>
-              <w:instrText xml:space="preserve"> PAGEREF _Toc242534472 \h </w:instrText>
+              <w:instrText xml:space="preserve"> PAGEREF _Toc242541483 \h </w:instrText>
             </w:r>
             <w:r>
               <w:rPr>
@@ -763,7 +763,7 @@
               <w:rPr>
                 <w:noProof/>
               </w:rPr>
-              <w:t>6</w:t>
+              <w:t>7</w:t>
             </w:r>
             <w:r>
               <w:rPr>
@@ -783,7 +783,7 @@
               <w:noProof/>
             </w:rPr>
           </w:pPr>
-          <w:hyperlink w:anchor="_Toc242534473" w:history="1">
+          <w:hyperlink w:anchor="_Toc242541484" w:history="1">
             <w:r>
               <w:rPr>
                 <w:rStyle w:val="Hipervnculo"/>
@@ -807,7 +807,7 @@
               <w:rPr>
                 <w:noProof/>
               </w:rPr>
-              <w:instrText xml:space="preserve"> PAGEREF _Toc242534473 \h </w:instrText>
+              <w:instrText xml:space="preserve"> PAGEREF _Toc242541484 \h </w:instrText>
             </w:r>
             <w:r>
               <w:rPr>
@@ -844,7 +844,7 @@
               <w:noProof/>
             </w:rPr>
           </w:pPr>
-          <w:hyperlink w:anchor="_Toc242534474" w:history="1">
+          <w:hyperlink w:anchor="_Toc242541485" w:history="1">
             <w:r>
               <w:rPr>
                 <w:rStyle w:val="Hipervnculo"/>
@@ -868,7 +868,7 @@
               <w:rPr>
                 <w:noProof/>
               </w:rPr>
-              <w:instrText xml:space="preserve"> PAGEREF _Toc242534474 \h </w:instrText>
+              <w:instrText xml:space="preserve"> PAGEREF _Toc242541485 \h </w:instrText>
             </w:r>
             <w:r>
               <w:rPr>
@@ -885,7 +885,7 @@
               <w:rPr>
                 <w:noProof/>
               </w:rPr>
-              <w:t>8</w:t>
+              <w:t>9</w:t>
             </w:r>
             <w:r>
               <w:rPr>
@@ -905,7 +905,7 @@
               <w:noProof/>
             </w:rPr>
           </w:pPr>
-          <w:hyperlink w:anchor="_Toc242534475" w:history="1">
+          <w:hyperlink w:anchor="_Toc242541486" w:history="1">
             <w:r>
               <w:rPr>
                 <w:rStyle w:val="Hipervnculo"/>
@@ -929,7 +929,7 @@
               <w:rPr>
                 <w:noProof/>
               </w:rPr>
-              <w:instrText xml:space="preserve"> PAGEREF _Toc242534475 \h </w:instrText>
+              <w:instrText xml:space="preserve"> PAGEREF _Toc242541486 \h </w:instrText>
             </w:r>
             <w:r>
               <w:rPr>
@@ -946,7 +946,7 @@
               <w:rPr>
                 <w:noProof/>
               </w:rPr>
-              <w:t>8</w:t>
+              <w:t>9</w:t>
             </w:r>
             <w:r>
               <w:rPr>
@@ -966,7 +966,7 @@
               <w:noProof/>
             </w:rPr>
           </w:pPr>
-          <w:hyperlink w:anchor="_Toc242534476" w:history="1">
+          <w:hyperlink w:anchor="_Toc242541487" w:history="1">
             <w:r>
               <w:rPr>
                 <w:rStyle w:val="Hipervnculo"/>
@@ -990,7 +990,7 @@
               <w:rPr>
                 <w:noProof/>
               </w:rPr>
-              <w:instrText xml:space="preserve"> PAGEREF _Toc242534476 \h </w:instrText>
+              <w:instrText xml:space="preserve"> PAGEREF _Toc242541487 \h </w:instrText>
             </w:r>
             <w:r>
               <w:rPr>
@@ -1007,7 +1007,7 @@
               <w:rPr>
                 <w:noProof/>
               </w:rPr>
-              <w:t>8</w:t>
+              <w:t>9</w:t>
             </w:r>
             <w:r>
               <w:rPr>
@@ -1027,7 +1027,7 @@
               <w:noProof/>
             </w:rPr>
           </w:pPr>
-          <w:hyperlink w:anchor="_Toc242534477" w:history="1">
+          <w:hyperlink w:anchor="_Toc242541488" w:history="1">
             <w:r>
               <w:rPr>
                 <w:rStyle w:val="Hipervnculo"/>
@@ -1051,7 +1051,7 @@
               <w:rPr>
                 <w:noProof/>
               </w:rPr>
-              <w:instrText xml:space="preserve"> PAGEREF _Toc242534477 \h </w:instrText>
+              <w:instrText xml:space="preserve"> PAGEREF _Toc242541488 \h </w:instrText>
             </w:r>
             <w:r>
               <w:rPr>
@@ -1068,7 +1068,7 @@
               <w:rPr>
                 <w:noProof/>
               </w:rPr>
-              <w:t>9</w:t>
+              <w:t>10</w:t>
             </w:r>
             <w:r>
               <w:rPr>
@@ -1088,7 +1088,7 @@
               <w:noProof/>
             </w:rPr>
           </w:pPr>
-          <w:hyperlink w:anchor="_Toc242534478" w:history="1">
+          <w:hyperlink w:anchor="_Toc242541489" w:history="1">
             <w:r>
               <w:rPr>
                 <w:rStyle w:val="Hipervnculo"/>
@@ -1112,7 +1112,7 @@
               <w:rPr>
                 <w:noProof/>
               </w:rPr>
-              <w:instrText xml:space="preserve"> PAGEREF _Toc242534478 \h </w:instrText>
+              <w:instrText xml:space="preserve"> PAGEREF _Toc242541489 \h </w:instrText>
             </w:r>
             <w:r>
               <w:rPr>
@@ -1129,7 +1129,7 @@
               <w:rPr>
                 <w:noProof/>
               </w:rPr>
-              <w:t>9</w:t>
+              <w:t>10</w:t>
             </w:r>
             <w:r>
               <w:rPr>
@@ -1149,7 +1149,7 @@
               <w:noProof/>
             </w:rPr>
           </w:pPr>
-          <w:hyperlink w:anchor="_Toc242534479" w:history="1">
+          <w:hyperlink w:anchor="_Toc242541490" w:history="1">
             <w:r>
               <w:rPr>
                 <w:rStyle w:val="Hipervnculo"/>
@@ -1173,7 +1173,7 @@
               <w:rPr>
                 <w:noProof/>
               </w:rPr>
-              <w:instrText xml:space="preserve"> PAGEREF _Toc242534479 \h </w:instrText>
+              <w:instrText xml:space="preserve"> PAGEREF _Toc242541490 \h </w:instrText>
             </w:r>
             <w:r>
               <w:rPr>
@@ -1190,7 +1190,7 @@
               <w:rPr>
                 <w:noProof/>
               </w:rPr>
-              <w:t>10</w:t>
+              <w:t>11</w:t>
             </w:r>
             <w:r>
               <w:rPr>
@@ -1210,7 +1210,7 @@
               <w:noProof/>
             </w:rPr>
           </w:pPr>
-          <w:hyperlink w:anchor="_Toc242534480" w:history="1">
+          <w:hyperlink w:anchor="_Toc242541491" w:history="1">
             <w:r>
               <w:rPr>
                 <w:rStyle w:val="Hipervnculo"/>
@@ -1234,7 +1234,7 @@
               <w:rPr>
                 <w:noProof/>
               </w:rPr>
-              <w:instrText xml:space="preserve"> PAGEREF _Toc242534480 \h </w:instrText>
+              <w:instrText xml:space="preserve"> PAGEREF _Toc242541491 \h </w:instrText>
             </w:r>
             <w:r>
               <w:rPr>
@@ -1271,7 +1271,7 @@
               <w:noProof/>
             </w:rPr>
           </w:pPr>
-          <w:hyperlink w:anchor="_Toc242534481" w:history="1">
+          <w:hyperlink w:anchor="_Toc242541492" w:history="1">
             <w:r>
               <w:rPr>
                 <w:rStyle w:val="Hipervnculo"/>
@@ -1295,7 +1295,7 @@
               <w:rPr>
                 <w:noProof/>
               </w:rPr>
-              <w:instrText xml:space="preserve"> PAGEREF _Toc242534481 \h </w:instrText>
+              <w:instrText xml:space="preserve"> PAGEREF _Toc242541492 \h </w:instrText>
             </w:r>
             <w:r>
               <w:rPr>
@@ -1312,7 +1312,7 @@
               <w:rPr>
                 <w:noProof/>
               </w:rPr>
-              <w:t>11</w:t>
+              <w:t>12</w:t>
             </w:r>
             <w:r>
               <w:rPr>
@@ -1332,7 +1332,7 @@
               <w:noProof/>
             </w:rPr>
           </w:pPr>
-          <w:hyperlink w:anchor="_Toc242534482" w:history="1">
+          <w:hyperlink w:anchor="_Toc242541493" w:history="1">
             <w:r>
               <w:rPr>
                 <w:rStyle w:val="Hipervnculo"/>
@@ -1356,7 +1356,7 @@
               <w:rPr>
                 <w:noProof/>
               </w:rPr>
-              <w:instrText xml:space="preserve"> PAGEREF _Toc242534482 \h </w:instrText>
+              <w:instrText xml:space="preserve"> PAGEREF _Toc242541493 \h </w:instrText>
             </w:r>
             <w:r>
               <w:rPr>
@@ -1393,7 +1393,7 @@
               <w:noProof/>
             </w:rPr>
           </w:pPr>
-          <w:hyperlink w:anchor="_Toc242534483" w:history="1">
+          <w:hyperlink w:anchor="_Toc242541494" w:history="1">
             <w:r>
               <w:rPr>
                 <w:rStyle w:val="Hipervnculo"/>
@@ -1417,7 +1417,7 @@
               <w:rPr>
                 <w:noProof/>
               </w:rPr>
-              <w:instrText xml:space="preserve"> PAGEREF _Toc242534483 \h </w:instrText>
+              <w:instrText xml:space="preserve"> PAGEREF _Toc242541494 \h </w:instrText>
             </w:r>
             <w:r>
               <w:rPr>
@@ -1454,7 +1454,7 @@
               <w:noProof/>
             </w:rPr>
           </w:pPr>
-          <w:hyperlink w:anchor="_Toc242534484" w:history="1">
+          <w:hyperlink w:anchor="_Toc242541495" w:history="1">
             <w:r>
               <w:rPr>
                 <w:rStyle w:val="Hipervnculo"/>
@@ -1478,7 +1478,7 @@
               <w:rPr>
                 <w:noProof/>
               </w:rPr>
-              <w:instrText xml:space="preserve"> PAGEREF _Toc242534484 \h </w:instrText>
+              <w:instrText xml:space="preserve"> PAGEREF _Toc242541495 \h </w:instrText>
             </w:r>
             <w:r>
               <w:rPr>
@@ -1495,7 +1495,7 @@
               <w:rPr>
                 <w:noProof/>
               </w:rPr>
-              <w:t>12</w:t>
+              <w:t>13</w:t>
             </w:r>
             <w:r>
               <w:rPr>
@@ -1515,7 +1515,7 @@
               <w:noProof/>
             </w:rPr>
           </w:pPr>
-          <w:hyperlink w:anchor="_Toc242534485" w:history="1">
+          <w:hyperlink w:anchor="_Toc242541496" w:history="1">
             <w:r>
               <w:rPr>
                 <w:rStyle w:val="Hipervnculo"/>
@@ -1539,7 +1539,7 @@
               <w:rPr>
                 <w:noProof/>
               </w:rPr>
-              <w:instrText xml:space="preserve"> PAGEREF _Toc242534485 \h </w:instrText>
+              <w:instrText xml:space="preserve"> PAGEREF _Toc242541496 \h </w:instrText>
             </w:r>
             <w:r>
               <w:rPr>
@@ -1576,7 +1576,7 @@
               <w:noProof/>
             </w:rPr>
           </w:pPr>
-          <w:hyperlink w:anchor="_Toc242534486" w:history="1">
+          <w:hyperlink w:anchor="_Toc242541497" w:history="1">
             <w:r>
               <w:rPr>
                 <w:rStyle w:val="Hipervnculo"/>
@@ -1600,7 +1600,7 @@
               <w:rPr>
                 <w:noProof/>
               </w:rPr>
-              <w:instrText xml:space="preserve"> PAGEREF _Toc242534486 \h </w:instrText>
+              <w:instrText xml:space="preserve"> PAGEREF _Toc242541497 \h </w:instrText>
             </w:r>
             <w:r>
               <w:rPr>
@@ -1617,7 +1617,68 @@
               <w:rPr>
                 <w:noProof/>
               </w:rPr>
-              <w:t>13</w:t>
+              <w:t>14</w:t>
+            </w:r>
+            <w:r>
+              <w:rPr>
+                <w:noProof/>
+              </w:rPr>
+              <w:fldChar w:fldCharType="end"/>
+            </w:r>
+          </w:hyperlink>
+        </w:p>
+        <w:p>
+          <w:pPr>
+            <w:pStyle w:val="TDC1"/>
+            <w:tabs>
+              <w:tab w:val="right" w:leader="dot" w:pos="10070"/>
+            </w:tabs>
+            <w:rPr>
+              <w:noProof/>
+            </w:rPr>
+          </w:pPr>
+          <w:hyperlink w:anchor="_Toc242541498" w:history="1">
+            <w:r>
+              <w:rPr>
+                <w:rStyle w:val="Hipervnculo"/>
+                <w:noProof/>
+              </w:rPr>
+              <w:t>Anexo 1. Cuentas asignadas al equipo auditor</w:t>
+            </w:r>
+            <w:r>
+              <w:rPr>
+                <w:noProof/>
+              </w:rPr>
+              <w:tab/>
+            </w:r>
+            <w:r>
+              <w:rPr>
+                <w:noProof/>
+              </w:rPr>
+              <w:fldChar w:fldCharType="begin"/>
+            </w:r>
+            <w:r>
+              <w:rPr>
+                <w:noProof/>
+              </w:rPr>
+              <w:instrText xml:space="preserve"> PAGEREF _Toc242541498 \h </w:instrText>
+            </w:r>
+            <w:r>
+              <w:rPr>
+                <w:noProof/>
+              </w:rPr>
+            </w:r>
+            <w:r>
+              <w:rPr>
+                <w:noProof/>
+              </w:rPr>
+              <w:fldChar w:fldCharType="separate"/>
+            </w:r>
+            <w:r>
+              <w:rPr>
+                <w:noProof/>
+              </w:rPr>
+              <w:t>14</w:t>
             </w:r>
             <w:r>
               <w:rPr>
@@ -1675,7 +1736,7 @@
         <w:pStyle w:val="Ttulo1"/>
         <w:keepNext/>
       </w:pPr>
-      <w:bookmarkStart w:id="0" w:name="_Toc242534464"/>
+      <w:bookmarkStart w:id="0" w:name="_Toc242541475"/>
       <w:r>
         <w:t>1. Alcance y carácter simulado</w:t>
       </w:r>
@@ -2345,7 +2406,7 @@
         <w:pStyle w:val="Ttulo1"/>
         <w:keepNext/>
       </w:pPr>
-      <w:bookmarkStart w:id="1" w:name="_Toc242534465"/>
+      <w:bookmarkStart w:id="1" w:name="_Toc242541476"/>
       <w:r>
         <w:t>2. Marco normativo aplicado</w:t>
       </w:r>
@@ -4231,7 +4292,7 @@
         <w:pStyle w:val="Ttulo1"/>
         <w:keepNext/>
       </w:pPr>
-      <w:bookmarkStart w:id="2" w:name="_Toc242534466"/>
+      <w:bookmarkStart w:id="2" w:name="_Toc242541477"/>
       <w:r>
         <w:t>3. Preparación para auditar</w:t>
       </w:r>
@@ -4242,7 +4303,7 @@
         <w:pStyle w:val="Ttulo2"/>
         <w:keepNext/>
       </w:pPr>
-      <w:bookmarkStart w:id="3" w:name="_Toc242534467"/>
+      <w:bookmarkStart w:id="3" w:name="_Toc242541478"/>
       <w:r>
         <w:t>3.1 Acceso al laboratorio en la nube</w:t>
       </w:r>
@@ -4749,10 +4810,19 @@
     </w:p>
     <w:p>
       <w:pPr>
+        <w:pStyle w:val="Ttulo3"/>
+        <w:keepNext/>
+      </w:pPr>
+      <w:r>
+        <w:t>Cuenta de Tailscale e instalación</w:t>
+      </w:r>
+    </w:p>
+    <w:p>
+      <w:pPr>
         <w:spacing w:after="120"/>
       </w:pPr>
       <w:r>
-        <w:t>Pasos, en este orden:</w:t>
+        <w:t>La VM no tiene puertos abiertos a Internet: solo se alcanza dentro de la red privada de Tailscale. Cada auditor necesita su propia cuenta de Tailscale, gratuita, y el programa instalado en el equipo desde el que audita.</w:t>
       </w:r>
     </w:p>
     <w:p>
@@ -4765,7 +4835,155 @@
         <w:spacing w:after="60"/>
       </w:pPr>
       <w:r>
-        <w:t xml:space="preserve">Instalar Tailscale, iniciar sesión con una cuenta propia y aceptar la invitación a la máquina </w:t>
+        <w:t xml:space="preserve">Abrir </w:t>
+      </w:r>
+      <w:r>
+        <w:rPr>
+          <w:b/>
+          <w:bCs/>
+        </w:rPr>
+        <w:t>https://login.tailscale.com/start</w:t>
+      </w:r>
+      <w:r>
+        <w:t xml:space="preserve"> e iniciar sesión con una cuenta </w:t>
+      </w:r>
+      <w:r>
+        <w:rPr>
+          <w:b/>
+          <w:bCs/>
+        </w:rPr>
+        <w:t>personal</w:t>
+      </w:r>
+      <w:r>
+        <w:t xml:space="preserve">: GitHub, Google o Microsoft. </w:t>
+      </w:r>
+      <w:r>
+        <w:rPr>
+          <w:b/>
+          <w:bCs/>
+        </w:rPr>
+        <w:t>No usar el correo institucional</w:t>
+      </w:r>
+      <w:r>
+        <w:t xml:space="preserve"> (</w:t>
+      </w:r>
+      <w:r>
+        <w:rPr>
+          <w:rFonts w:ascii="Consolas" w:eastAsia="Consolas" w:hAnsi="Consolas" w:cs="Consolas"/>
+          <w:color w:val="7B2C2C"/>
+          <w:sz w:val="19"/>
+          <w:szCs w:val="19"/>
+        </w:rPr>
+        <w:t>@miumg.edu.gt</w:t>
+      </w:r>
+      <w:r>
+        <w:t>): Tailscale agrupa todas las cuentas de un mismo dominio en la red de esa organización, y el equipo quedaría esperando la aprobación de su administrador.</w:t>
+      </w:r>
+    </w:p>
+    <w:p>
+      <w:pPr>
+        <w:pStyle w:val="Prrafodelista"/>
+        <w:numPr>
+          <w:ilvl w:val="0"/>
+          <w:numId w:val="2"/>
+        </w:numPr>
+        <w:spacing w:after="60"/>
+      </w:pPr>
+      <w:r>
+        <w:t>Si Tailscale pregunta por el uso de la red, elegir uso personal y omitir los pasos de bienvenida.</w:t>
+      </w:r>
+    </w:p>
+    <w:p>
+      <w:pPr>
+        <w:pStyle w:val="Prrafodelista"/>
+        <w:numPr>
+          <w:ilvl w:val="0"/>
+          <w:numId w:val="2"/>
+        </w:numPr>
+        <w:spacing w:after="60"/>
+      </w:pPr>
+      <w:r>
+        <w:t xml:space="preserve">Descargar el programa desde </w:t>
+      </w:r>
+      <w:r>
+        <w:rPr>
+          <w:b/>
+          <w:bCs/>
+        </w:rPr>
+        <w:t>https://tailscale.com/download</w:t>
+      </w:r>
+      <w:r>
+        <w:t xml:space="preserve"> (Windows, macOS o Linux), instalarlo y, al abrirlo, iniciar sesión con la </w:t>
+      </w:r>
+      <w:r>
+        <w:rPr>
+          <w:b/>
+          <w:bCs/>
+        </w:rPr>
+        <w:t>misma cuenta</w:t>
+      </w:r>
+      <w:r>
+        <w:t>. El ícono de Tailscale queda junto al reloj; en su menú debe figurar el equipo como conectado.</w:t>
+      </w:r>
+    </w:p>
+    <w:p>
+      <w:pPr>
+        <w:pStyle w:val="Prrafodelista"/>
+        <w:numPr>
+          <w:ilvl w:val="0"/>
+          <w:numId w:val="2"/>
+        </w:numPr>
+        <w:spacing w:after="60"/>
+      </w:pPr>
+      <w:r>
+        <w:t xml:space="preserve">Enviar al equipo del proyecto el </w:t>
+      </w:r>
+      <w:r>
+        <w:rPr>
+          <w:b/>
+          <w:bCs/>
+        </w:rPr>
+        <w:t>correo o usuario</w:t>
+      </w:r>
+      <w:r>
+        <w:t xml:space="preserve"> de esa cuenta, tal como aparece en la consola de Tailscale, por ejemplo </w:t>
+      </w:r>
+      <w:r>
+        <w:rPr>
+          <w:rFonts w:ascii="Consolas" w:eastAsia="Consolas" w:hAnsi="Consolas" w:cs="Consolas"/>
+          <w:color w:val="7B2C2C"/>
+          <w:sz w:val="19"/>
+          <w:szCs w:val="19"/>
+        </w:rPr>
+        <w:t>nombre@gmail.com</w:t>
+      </w:r>
+      <w:r>
+        <w:t xml:space="preserve"> o </w:t>
+      </w:r>
+      <w:r>
+        <w:rPr>
+          <w:rFonts w:ascii="Consolas" w:eastAsia="Consolas" w:hAnsi="Consolas" w:cs="Consolas"/>
+          <w:color w:val="7B2C2C"/>
+          <w:sz w:val="19"/>
+          <w:szCs w:val="19"/>
+        </w:rPr>
+        <w:t>usuario@github</w:t>
+      </w:r>
+      <w:r>
+        <w:t>.</w:t>
+      </w:r>
+    </w:p>
+    <w:p>
+      <w:pPr>
+        <w:pStyle w:val="Prrafodelista"/>
+        <w:numPr>
+          <w:ilvl w:val="0"/>
+          <w:numId w:val="2"/>
+        </w:numPr>
+        <w:spacing w:after="60"/>
+      </w:pPr>
+      <w:r>
+        <w:t xml:space="preserve">El equipo del proyecto comparte la máquina </w:t>
       </w:r>
       <w:r>
         <w:rPr>
@@ -4779,7 +4997,46 @@
         <w:t>dcim</w:t>
       </w:r>
       <w:r>
-        <w:t xml:space="preserve"> que envía el equipo del proyecto.</w:t>
+        <w:t xml:space="preserve">. Llega un correo de Tailscale con la invitación: </w:t>
+      </w:r>
+      <w:r>
+        <w:rPr>
+          <w:b/>
+          <w:bCs/>
+        </w:rPr>
+        <w:t>Accept</w:t>
+      </w:r>
+      <w:r>
+        <w:t xml:space="preserve">. Desde ese momento </w:t>
+      </w:r>
+      <w:r>
+        <w:rPr>
+          <w:rFonts w:ascii="Consolas" w:eastAsia="Consolas" w:hAnsi="Consolas" w:cs="Consolas"/>
+          <w:color w:val="7B2C2C"/>
+          <w:sz w:val="19"/>
+          <w:szCs w:val="19"/>
+        </w:rPr>
+        <w:t>dcim</w:t>
+      </w:r>
+      <w:r>
+        <w:t xml:space="preserve"> aparece en la lista de máquinas.</w:t>
+      </w:r>
+    </w:p>
+    <w:p>
+      <w:pPr>
+        <w:spacing w:after="120"/>
+      </w:pPr>
+      <w:r>
+        <w:t>Compartir una máquina solo da acceso a esa VM: el auditor no ve otros equipos de la red del proyecto, ni el proyecto ve los del auditor.</w:t>
+      </w:r>
+    </w:p>
+    <w:p>
+      <w:pPr>
+        <w:pStyle w:val="Ttulo3"/>
+        <w:keepNext/>
+      </w:pPr>
+      <w:r>
+        <w:t>Primer ingreso</w:t>
       </w:r>
     </w:p>
     <w:p>
@@ -4787,7 +5044,7 @@
         <w:pStyle w:val="Prrafodelista"/>
         <w:numPr>
           <w:ilvl w:val="0"/>
-          <w:numId w:val="2"/>
+          <w:numId w:val="3"/>
         </w:numPr>
         <w:spacing w:after="60"/>
       </w:pPr>
@@ -4816,7 +5073,17 @@
         <w:t>{"estado":"ok","mqtt":true}</w:t>
       </w:r>
       <w:r>
-        <w:t>.</w:t>
+        <w:t xml:space="preserve">. Si el nombre no se resuelve, activar </w:t>
+      </w:r>
+      <w:r>
+        <w:rPr>
+          <w:b/>
+          <w:bCs/>
+        </w:rPr>
+        <w:t>MagicDNS</w:t>
+      </w:r>
+      <w:r>
+        <w:t xml:space="preserve"> en la consola de Tailscale propia (sección DNS) y reintentar.</w:t>
       </w:r>
     </w:p>
     <w:p>
@@ -4824,7 +5091,7 @@
         <w:pStyle w:val="Prrafodelista"/>
         <w:numPr>
           <w:ilvl w:val="0"/>
-          <w:numId w:val="2"/>
+          <w:numId w:val="3"/>
         </w:numPr>
         <w:spacing w:after="60"/>
       </w:pPr>
@@ -4841,7 +5108,47 @@
         <w:t>https://dcim.taila9c375.ts.net/alta</w:t>
       </w:r>
       <w:r>
-        <w:t xml:space="preserve"> y activar cada cuenta con su código de alta (sección 3.2). Al registrar la passkey, elegir el teléfono por QR, Windows Hello o una llave.</w:t>
+        <w:t xml:space="preserve"> y activar cada cuenta (sección 3.2): usuario, código de alta y una contraseña de al menos 12 caracteres. En el segundo paso, escribir un nombre para el dispositivo y pulsar </w:t>
+      </w:r>
+      <w:r>
+        <w:rPr>
+          <w:b/>
+          <w:bCs/>
+        </w:rPr>
+        <w:t>Registrar passkey</w:t>
+      </w:r>
+      <w:r>
+        <w:t xml:space="preserve">. Si el navegador ofrece guardarla en Google o en Windows, elegir </w:t>
+      </w:r>
+      <w:r>
+        <w:rPr>
+          <w:b/>
+          <w:bCs/>
+        </w:rPr>
+        <w:t>Guardar de otra forma</w:t>
+      </w:r>
+      <w:r>
+        <w:t xml:space="preserve"> o </w:t>
+      </w:r>
+      <w:r>
+        <w:rPr>
+          <w:b/>
+          <w:bCs/>
+        </w:rPr>
+        <w:t>Cambiar</w:t>
+      </w:r>
+      <w:r>
+        <w:t xml:space="preserve"> → </w:t>
+      </w:r>
+      <w:r>
+        <w:rPr>
+          <w:b/>
+          <w:bCs/>
+        </w:rPr>
+        <w:t>iPhone, iPad o dispositivo Android</w:t>
+      </w:r>
+      <w:r>
+        <w:t>, escanear el QR con el teléfono y confirmar con la huella. Con Bluetooth encendido en la computadora y en el teléfono. También sirven Windows Hello o una llave FIDO2.</w:t>
       </w:r>
     </w:p>
     <w:p>
@@ -4849,7 +5156,20 @@
         <w:pStyle w:val="Prrafodelista"/>
         <w:numPr>
           <w:ilvl w:val="0"/>
-          <w:numId w:val="2"/>
+          <w:numId w:val="3"/>
+        </w:numPr>
+        <w:spacing w:after="60"/>
+      </w:pPr>
+      <w:r>
+        <w:t>Cerrar sesión y volver a entrar con contraseña y passkey para confirmar que la cuenta quedó activa.</w:t>
+      </w:r>
+    </w:p>
+    <w:p>
+      <w:pPr>
+        <w:pStyle w:val="Prrafodelista"/>
+        <w:numPr>
+          <w:ilvl w:val="0"/>
+          <w:numId w:val="3"/>
         </w:numPr>
         <w:spacing w:after="60"/>
       </w:pPr>
@@ -4866,7 +5186,7 @@
         <w:t>http://dcim.taila9c375.ts.net:3080</w:t>
       </w:r>
       <w:r>
-        <w:t xml:space="preserve"> con las credenciales del servidor GNS3, abrir el proyecto </w:t>
+        <w:t xml:space="preserve"> en el navegador. Cuando pida usuario y contraseña, usar las credenciales del servidor GNS3 entregadas por el equipo del proyecto. Abrir el proyecto </w:t>
       </w:r>
       <w:r>
         <w:rPr>
@@ -4894,7 +5214,7 @@
         <w:pStyle w:val="Prrafodelista"/>
         <w:numPr>
           <w:ilvl w:val="0"/>
-          <w:numId w:val="2"/>
+          <w:numId w:val="3"/>
         </w:numPr>
         <w:spacing w:after="60"/>
       </w:pPr>
@@ -4915,8 +5235,9 @@
         <w:pStyle w:val="Ttulo2"/>
         <w:keepNext/>
       </w:pPr>
-      <w:bookmarkStart w:id="4" w:name="_Toc242534468"/>
+      <w:bookmarkStart w:id="4" w:name="_Toc242541479"/>
       <w:r>
+        <w:lastRenderedPageBreak/>
         <w:t>3.2 Cuentas necesarias</w:t>
       </w:r>
       <w:bookmarkEnd w:id="4"/>
@@ -5194,17 +5515,17 @@
         <w:spacing w:after="120"/>
       </w:pPr>
       <w:r>
-        <w:t xml:space="preserve">Cada auditor recibe </w:t>
+        <w:t xml:space="preserve">La plataforma separa funciones: quien simula no exporta ni verifica, y viceversa (NIST SP 800-53 AC-6). Por eso las simulaciones las ejecuta la cuenta de operador y la verificación de la evidencia, las cuentas de auditor. Las cuentas asignadas a este equipo auditor están en el </w:t>
       </w:r>
       <w:r>
         <w:rPr>
           <w:b/>
           <w:bCs/>
         </w:rPr>
-        <w:t>dos cuentas</w:t>
+        <w:t>Anexo 1</w:t>
       </w:r>
       <w:r>
-        <w:t xml:space="preserve">, una de operador y una de auditor, porque la plataforma separa funciones: quien simula no exporta ni verifica, y viceversa (NIST SP 800-53 AC-6). El equipo del proyecto las crea con la cuenta de administrador y entrega por </w:t>
+        <w:t xml:space="preserve">. El equipo del proyecto entrega por </w:t>
       </w:r>
       <w:r>
         <w:rPr>
@@ -5214,7 +5535,7 @@
         <w:t>mensaje directo</w:t>
       </w:r>
       <w:r>
-        <w:t xml:space="preserve">, separado de este manual, el usuario y el </w:t>
+        <w:t xml:space="preserve">, separado de este manual, el </w:t>
       </w:r>
       <w:r>
         <w:rPr>
@@ -5224,7 +5545,7 @@
         <w:t>código de alta</w:t>
       </w:r>
       <w:r>
-        <w:t xml:space="preserve"> de cada una, junto con la clave del servidor GNS3.</w:t>
+        <w:t xml:space="preserve"> de cada cuenta y la clave del servidor GNS3.</w:t>
       </w:r>
     </w:p>
     <w:tbl>
@@ -5336,7 +5657,7 @@
                 <w:sz w:val="19"/>
                 <w:szCs w:val="19"/>
               </w:rPr>
-              <w:t>Usuarios</w:t>
+              <w:t>Código de alta</w:t>
             </w:r>
           </w:p>
         </w:tc>
@@ -5359,67 +5680,10 @@
           <w:p>
             <w:r>
               <w:rPr>
-                <w:rFonts w:ascii="Consolas" w:eastAsia="Consolas" w:hAnsi="Consolas" w:cs="Consolas"/>
-                <w:color w:val="7B2C2C"/>
-                <w:sz w:val="17"/>
-                <w:szCs w:val="17"/>
-              </w:rPr>
-              <w:t>op-&lt;apellido&gt;</w:t>
-            </w:r>
-            <w:r>
-              <w:rPr>
-                <w:sz w:val="19"/>
-                <w:szCs w:val="19"/>
-              </w:rPr>
-              <w:t xml:space="preserve"> (operador) y </w:t>
-            </w:r>
-            <w:r>
-              <w:rPr>
-                <w:rFonts w:ascii="Consolas" w:eastAsia="Consolas" w:hAnsi="Consolas" w:cs="Consolas"/>
-                <w:color w:val="7B2C2C"/>
-                <w:sz w:val="17"/>
-                <w:szCs w:val="17"/>
-              </w:rPr>
-              <w:t>aud-&lt;apellido&gt;</w:t>
-            </w:r>
-            <w:r>
-              <w:rPr>
-                <w:sz w:val="19"/>
-                <w:szCs w:val="19"/>
-              </w:rPr>
-              <w:t xml:space="preserve"> (auditor), o </w:t>
-            </w:r>
-            <w:r>
-              <w:rPr>
-                <w:rFonts w:ascii="Consolas" w:eastAsia="Consolas" w:hAnsi="Consolas" w:cs="Consolas"/>
-                <w:color w:val="7B2C2C"/>
-                <w:sz w:val="17"/>
-                <w:szCs w:val="17"/>
-              </w:rPr>
-              <w:t>operador-ext</w:t>
-            </w:r>
-            <w:r>
-              <w:rPr>
-                <w:sz w:val="19"/>
-                <w:szCs w:val="19"/>
-              </w:rPr>
-              <w:t xml:space="preserve"> y </w:t>
-            </w:r>
-            <w:r>
-              <w:rPr>
-                <w:rFonts w:ascii="Consolas" w:eastAsia="Consolas" w:hAnsi="Consolas" w:cs="Consolas"/>
-                <w:color w:val="7B2C2C"/>
-                <w:sz w:val="17"/>
-                <w:szCs w:val="17"/>
-              </w:rPr>
-              <w:t>auditor-ext</w:t>
-            </w:r>
-            <w:r>
-              <w:rPr>
-                <w:sz w:val="19"/>
-                <w:szCs w:val="19"/>
-              </w:rPr>
-              <w:t xml:space="preserve"> para todo el equipo</w:t>
+                <w:sz w:val="19"/>
+                <w:szCs w:val="19"/>
+              </w:rPr>
+              <w:t>Un solo uso, vence a las 24 horas de emitido. Si vence, el equipo emite otro con "Restablecer"</w:t>
             </w:r>
           </w:p>
         </w:tc>
@@ -5451,7 +5715,7 @@
                 <w:sz w:val="19"/>
                 <w:szCs w:val="19"/>
               </w:rPr>
-              <w:t>Código de alta</w:t>
+              <w:t>Contraseña</w:t>
             </w:r>
           </w:p>
         </w:tc>
@@ -5478,7 +5742,7 @@
                 <w:sz w:val="19"/>
                 <w:szCs w:val="19"/>
               </w:rPr>
-              <w:t>Un solo uso, vence en 24 horas. Si vence, el equipo emite otro con "Restablecer"</w:t>
+              <w:t>La define el auditor al activar la cuenta: mínimo 12 caracteres</w:t>
             </w:r>
           </w:p>
         </w:tc>
@@ -5509,7 +5773,7 @@
                 <w:sz w:val="19"/>
                 <w:szCs w:val="19"/>
               </w:rPr>
-              <w:t>Contraseña</w:t>
+              <w:t>Passkey</w:t>
             </w:r>
           </w:p>
         </w:tc>
@@ -5535,7 +5799,7 @@
                 <w:sz w:val="19"/>
                 <w:szCs w:val="19"/>
               </w:rPr>
-              <w:t>La define el auditor al activar la cuenta: mínimo 12 caracteres</w:t>
+              <w:t>La registra cada auditor en su propio dispositivo; la biometría no sale de él</w:t>
             </w:r>
           </w:p>
         </w:tc>
@@ -5567,7 +5831,7 @@
                 <w:sz w:val="19"/>
                 <w:szCs w:val="19"/>
               </w:rPr>
-              <w:t>Passkey</w:t>
+              <w:t>Evidencia</w:t>
             </w:r>
           </w:p>
         </w:tc>
@@ -5594,7 +5858,48 @@
                 <w:sz w:val="19"/>
                 <w:szCs w:val="19"/>
               </w:rPr>
-              <w:t>La registra cada auditor en su propio dispositivo; la biometría no sale de él</w:t>
+              <w:t xml:space="preserve">Cada alta, activación e ingreso queda en la bitácora: </w:t>
+            </w:r>
+            <w:r>
+              <w:rPr>
+                <w:rFonts w:ascii="Consolas" w:eastAsia="Consolas" w:hAnsi="Consolas" w:cs="Consolas"/>
+                <w:color w:val="7B2C2C"/>
+                <w:sz w:val="17"/>
+                <w:szCs w:val="17"/>
+              </w:rPr>
+              <w:t>usuario_alta</w:t>
+            </w:r>
+            <w:r>
+              <w:rPr>
+                <w:sz w:val="19"/>
+                <w:szCs w:val="19"/>
+              </w:rPr>
+              <w:t xml:space="preserve">, </w:t>
+            </w:r>
+            <w:r>
+              <w:rPr>
+                <w:rFonts w:ascii="Consolas" w:eastAsia="Consolas" w:hAnsi="Consolas" w:cs="Consolas"/>
+                <w:color w:val="7B2C2C"/>
+                <w:sz w:val="17"/>
+                <w:szCs w:val="17"/>
+              </w:rPr>
+              <w:t>passkey_registrada</w:t>
+            </w:r>
+            <w:r>
+              <w:rPr>
+                <w:sz w:val="19"/>
+                <w:szCs w:val="19"/>
+              </w:rPr>
+              <w:t xml:space="preserve">, </w:t>
+            </w:r>
+            <w:r>
+              <w:rPr>
+                <w:rFonts w:ascii="Consolas" w:eastAsia="Consolas" w:hAnsi="Consolas" w:cs="Consolas"/>
+                <w:color w:val="7B2C2C"/>
+                <w:sz w:val="17"/>
+                <w:szCs w:val="17"/>
+              </w:rPr>
+              <w:t>auth_exitosa</w:t>
             </w:r>
           </w:p>
         </w:tc>
@@ -5625,7 +5930,7 @@
                 <w:sz w:val="19"/>
                 <w:szCs w:val="19"/>
               </w:rPr>
-              <w:t>Evidencia</w:t>
+              <w:t>Cierre</w:t>
             </w:r>
           </w:p>
         </w:tc>
@@ -5638,106 +5943,6 @@
               <w:bottom w:val="single" w:sz="4" w:space="0" w:color="A6A6A6"/>
               <w:right w:val="single" w:sz="4" w:space="0" w:color="A6A6A6"/>
             </w:tcBorders>
-            <w:tcMar>
-              <w:top w:w="60" w:type="dxa"/>
-              <w:left w:w="100" w:type="dxa"/>
-              <w:bottom w:w="60" w:type="dxa"/>
-              <w:right w:w="100" w:type="dxa"/>
-            </w:tcMar>
-          </w:tcPr>
-          <w:p>
-            <w:r>
-              <w:rPr>
-                <w:sz w:val="19"/>
-                <w:szCs w:val="19"/>
-              </w:rPr>
-              <w:t xml:space="preserve">Cada alta, activación e ingreso queda en la bitácora: </w:t>
-            </w:r>
-            <w:r>
-              <w:rPr>
-                <w:rFonts w:ascii="Consolas" w:eastAsia="Consolas" w:hAnsi="Consolas" w:cs="Consolas"/>
-                <w:color w:val="7B2C2C"/>
-                <w:sz w:val="17"/>
-                <w:szCs w:val="17"/>
-              </w:rPr>
-              <w:t>usuario_alta</w:t>
-            </w:r>
-            <w:r>
-              <w:rPr>
-                <w:sz w:val="19"/>
-                <w:szCs w:val="19"/>
-              </w:rPr>
-              <w:t xml:space="preserve">, </w:t>
-            </w:r>
-            <w:r>
-              <w:rPr>
-                <w:rFonts w:ascii="Consolas" w:eastAsia="Consolas" w:hAnsi="Consolas" w:cs="Consolas"/>
-                <w:color w:val="7B2C2C"/>
-                <w:sz w:val="17"/>
-                <w:szCs w:val="17"/>
-              </w:rPr>
-              <w:t>passkey_registrada</w:t>
-            </w:r>
-            <w:r>
-              <w:rPr>
-                <w:sz w:val="19"/>
-                <w:szCs w:val="19"/>
-              </w:rPr>
-              <w:t xml:space="preserve">, </w:t>
-            </w:r>
-            <w:r>
-              <w:rPr>
-                <w:rFonts w:ascii="Consolas" w:eastAsia="Consolas" w:hAnsi="Consolas" w:cs="Consolas"/>
-                <w:color w:val="7B2C2C"/>
-                <w:sz w:val="17"/>
-                <w:szCs w:val="17"/>
-              </w:rPr>
-              <w:t>auth_exitosa</w:t>
-            </w:r>
-          </w:p>
-        </w:tc>
-      </w:tr>
-      <w:tr>
-        <w:trPr>
-          <w:cantSplit/>
-        </w:trPr>
-        <w:tc>
-          <w:tcPr>
-            <w:tcW w:w="1680" w:type="dxa"/>
-            <w:tcBorders>
-              <w:top w:val="single" w:sz="4" w:space="0" w:color="A6A6A6"/>
-              <w:left w:val="single" w:sz="4" w:space="0" w:color="A6A6A6"/>
-              <w:bottom w:val="single" w:sz="4" w:space="0" w:color="A6A6A6"/>
-              <w:right w:val="single" w:sz="4" w:space="0" w:color="A6A6A6"/>
-            </w:tcBorders>
-            <w:shd w:val="clear" w:color="auto" w:fill="F7F9FC"/>
-            <w:tcMar>
-              <w:top w:w="60" w:type="dxa"/>
-              <w:left w:w="100" w:type="dxa"/>
-              <w:bottom w:w="60" w:type="dxa"/>
-              <w:right w:w="100" w:type="dxa"/>
-            </w:tcMar>
-          </w:tcPr>
-          <w:p>
-            <w:r>
-              <w:rPr>
-                <w:sz w:val="19"/>
-                <w:szCs w:val="19"/>
-              </w:rPr>
-              <w:t>Cierre</w:t>
-            </w:r>
-          </w:p>
-        </w:tc>
-        <w:tc>
-          <w:tcPr>
-            <w:tcW w:w="8400" w:type="dxa"/>
-            <w:tcBorders>
-              <w:top w:val="single" w:sz="4" w:space="0" w:color="A6A6A6"/>
-              <w:left w:val="single" w:sz="4" w:space="0" w:color="A6A6A6"/>
-              <w:bottom w:val="single" w:sz="4" w:space="0" w:color="A6A6A6"/>
-              <w:right w:val="single" w:sz="4" w:space="0" w:color="A6A6A6"/>
-            </w:tcBorders>
-            <w:shd w:val="clear" w:color="auto" w:fill="F7F9FC"/>
             <w:tcMar>
               <w:top w:w="60" w:type="dxa"/>
               <w:left w:w="100" w:type="dxa"/>
@@ -5783,9 +5988,8 @@
         <w:pStyle w:val="Ttulo2"/>
         <w:keepNext/>
       </w:pPr>
-      <w:bookmarkStart w:id="5" w:name="_Toc242534469"/>
+      <w:bookmarkStart w:id="5" w:name="_Toc242541480"/>
       <w:r>
-        <w:lastRenderedPageBreak/>
         <w:t>3.3 Estado inicial limpio</w:t>
       </w:r>
       <w:bookmarkEnd w:id="5"/>
@@ -6036,7 +6240,7 @@
         <w:pStyle w:val="Ttulo2"/>
         <w:keepNext/>
       </w:pPr>
-      <w:bookmarkStart w:id="6" w:name="_Toc242534470"/>
+      <w:bookmarkStart w:id="6" w:name="_Toc242541481"/>
       <w:r>
         <w:t>3.4 Cómo se registra la evidencia</w:t>
       </w:r>
@@ -6047,7 +6251,7 @@
         <w:pStyle w:val="Prrafodelista"/>
         <w:numPr>
           <w:ilvl w:val="0"/>
-          <w:numId w:val="2"/>
+          <w:numId w:val="4"/>
         </w:numPr>
         <w:spacing w:after="60"/>
       </w:pPr>
@@ -6082,7 +6286,7 @@
         <w:pStyle w:val="Prrafodelista"/>
         <w:numPr>
           <w:ilvl w:val="0"/>
-          <w:numId w:val="2"/>
+          <w:numId w:val="4"/>
         </w:numPr>
         <w:spacing w:after="60"/>
       </w:pPr>
@@ -6105,7 +6309,7 @@
         <w:pStyle w:val="Prrafodelista"/>
         <w:numPr>
           <w:ilvl w:val="0"/>
-          <w:numId w:val="2"/>
+          <w:numId w:val="4"/>
         </w:numPr>
         <w:spacing w:after="60"/>
       </w:pPr>
@@ -6180,8 +6384,9 @@
         <w:pStyle w:val="Ttulo1"/>
         <w:keepNext/>
       </w:pPr>
-      <w:bookmarkStart w:id="7" w:name="_Toc242534471"/>
+      <w:bookmarkStart w:id="7" w:name="_Toc242541482"/>
       <w:r>
+        <w:lastRenderedPageBreak/>
         <w:t>4. Energía</w:t>
       </w:r>
       <w:bookmarkEnd w:id="7"/>
@@ -6191,7 +6396,7 @@
         <w:pStyle w:val="Ttulo2"/>
         <w:keepNext/>
       </w:pPr>
-      <w:bookmarkStart w:id="8" w:name="_Toc242534472"/>
+      <w:bookmarkStart w:id="8" w:name="_Toc242541483"/>
       <w:r>
         <w:t>4.1 Modelo</w:t>
       </w:r>
@@ -7167,7 +7372,6 @@
         <w:spacing w:after="120"/>
       </w:pPr>
       <w:r>
-        <w:lastRenderedPageBreak/>
         <w:t>Máquina de estados, visible en la pestaña Energía:</w:t>
       </w:r>
     </w:p>
@@ -7244,7 +7448,7 @@
         <w:pStyle w:val="Ttulo2"/>
         <w:keepNext/>
       </w:pPr>
-      <w:bookmarkStart w:id="9" w:name="_Toc242534473"/>
+      <w:bookmarkStart w:id="9" w:name="_Toc242541484"/>
       <w:r>
         <w:t>4.2 Escenarios</w:t>
       </w:r>
@@ -7731,6 +7935,7 @@
                 <w:sz w:val="19"/>
                 <w:szCs w:val="19"/>
               </w:rPr>
+              <w:lastRenderedPageBreak/>
               <w:t>Restablecer</w:t>
             </w:r>
           </w:p>
@@ -9120,8 +9325,9 @@
         <w:pStyle w:val="Ttulo1"/>
         <w:keepNext/>
       </w:pPr>
-      <w:bookmarkStart w:id="10" w:name="_Toc242534474"/>
+      <w:bookmarkStart w:id="10" w:name="_Toc242541485"/>
       <w:r>
+        <w:lastRenderedPageBreak/>
         <w:t>5. Ambiente</w:t>
       </w:r>
       <w:bookmarkEnd w:id="10"/>
@@ -9131,7 +9337,7 @@
         <w:pStyle w:val="Ttulo2"/>
         <w:keepNext/>
       </w:pPr>
-      <w:bookmarkStart w:id="11" w:name="_Toc242534475"/>
+      <w:bookmarkStart w:id="11" w:name="_Toc242541486"/>
       <w:r>
         <w:t>5.1 Modelo</w:t>
       </w:r>
@@ -9970,7 +10176,7 @@
         <w:pStyle w:val="Ttulo2"/>
         <w:keepNext/>
       </w:pPr>
-      <w:bookmarkStart w:id="12" w:name="_Toc242534476"/>
+      <w:bookmarkStart w:id="12" w:name="_Toc242541487"/>
       <w:r>
         <w:t>5.2 Escenarios</w:t>
       </w:r>
@@ -10234,7 +10440,6 @@
                 <w:sz w:val="19"/>
                 <w:szCs w:val="19"/>
               </w:rPr>
-              <w:lastRenderedPageBreak/>
               <w:t>Control y norma</w:t>
             </w:r>
           </w:p>
@@ -10754,6 +10959,7 @@
                 <w:sz w:val="19"/>
                 <w:szCs w:val="19"/>
               </w:rPr>
+              <w:lastRenderedPageBreak/>
               <w:t>Eventos</w:t>
             </w:r>
           </w:p>
@@ -11615,7 +11821,7 @@
         <w:pStyle w:val="Ttulo1"/>
         <w:keepNext/>
       </w:pPr>
-      <w:bookmarkStart w:id="13" w:name="_Toc242534477"/>
+      <w:bookmarkStart w:id="13" w:name="_Toc242541488"/>
       <w:r>
         <w:t>6. Acceso físico</w:t>
       </w:r>
@@ -11626,7 +11832,7 @@
         <w:pStyle w:val="Ttulo2"/>
         <w:keepNext/>
       </w:pPr>
-      <w:bookmarkStart w:id="14" w:name="_Toc242534478"/>
+      <w:bookmarkStart w:id="14" w:name="_Toc242541489"/>
       <w:r>
         <w:t>6.1 Modelo</w:t>
       </w:r>
@@ -11799,7 +12005,6 @@
                 <w:sz w:val="19"/>
                 <w:szCs w:val="19"/>
               </w:rPr>
-              <w:lastRenderedPageBreak/>
               <w:t>PIN de coacción</w:t>
             </w:r>
           </w:p>
@@ -12691,6 +12896,7 @@
                 <w:sz w:val="19"/>
                 <w:szCs w:val="19"/>
               </w:rPr>
+              <w:lastRenderedPageBreak/>
               <w:t>C-9999</w:t>
             </w:r>
           </w:p>
@@ -12807,7 +13013,7 @@
         <w:pStyle w:val="Ttulo2"/>
         <w:keepNext/>
       </w:pPr>
-      <w:bookmarkStart w:id="15" w:name="_Toc242534479"/>
+      <w:bookmarkStart w:id="15" w:name="_Toc242541490"/>
       <w:r>
         <w:t>6.2 Escenarios</w:t>
       </w:r>
@@ -13870,9 +14076,8 @@
         <w:pStyle w:val="Ttulo1"/>
         <w:keepNext/>
       </w:pPr>
-      <w:bookmarkStart w:id="16" w:name="_Toc242534480"/>
+      <w:bookmarkStart w:id="16" w:name="_Toc242541491"/>
       <w:r>
-        <w:lastRenderedPageBreak/>
         <w:t>7. Red</w:t>
       </w:r>
       <w:bookmarkEnd w:id="16"/>
@@ -14490,6 +14695,7 @@
                 <w:sz w:val="19"/>
                 <w:szCs w:val="19"/>
               </w:rPr>
+              <w:lastRenderedPageBreak/>
               <w:t>R2</w:t>
             </w:r>
           </w:p>
@@ -15009,7 +15215,7 @@
         <w:pStyle w:val="Ttulo1"/>
         <w:keepNext/>
       </w:pPr>
-      <w:bookmarkStart w:id="17" w:name="_Toc242534481"/>
+      <w:bookmarkStart w:id="17" w:name="_Toc242541492"/>
       <w:r>
         <w:t>8. Respuesta a incidentes</w:t>
       </w:r>
@@ -15352,9 +15558,8 @@
         <w:pStyle w:val="Ttulo1"/>
         <w:keepNext/>
       </w:pPr>
-      <w:bookmarkStart w:id="18" w:name="_Toc242534482"/>
+      <w:bookmarkStart w:id="18" w:name="_Toc242541493"/>
       <w:r>
-        <w:lastRenderedPageBreak/>
         <w:t>9. Verificación de la evidencia</w:t>
       </w:r>
       <w:bookmarkEnd w:id="18"/>
@@ -15364,7 +15569,7 @@
         <w:pStyle w:val="Ttulo2"/>
         <w:keepNext/>
       </w:pPr>
-      <w:bookmarkStart w:id="19" w:name="_Toc242534483"/>
+      <w:bookmarkStart w:id="19" w:name="_Toc242541494"/>
       <w:r>
         <w:t>9.1 Integridad de la bitácora</w:t>
       </w:r>
@@ -15849,6 +16054,7 @@
                 <w:sz w:val="19"/>
                 <w:szCs w:val="19"/>
               </w:rPr>
+              <w:lastRenderedPageBreak/>
               <w:t>Solo inserción</w:t>
             </w:r>
           </w:p>
@@ -15985,7 +16191,7 @@
         <w:pStyle w:val="Ttulo2"/>
         <w:keepNext/>
       </w:pPr>
-      <w:bookmarkStart w:id="20" w:name="_Toc242534484"/>
+      <w:bookmarkStart w:id="20" w:name="_Toc242541495"/>
       <w:r>
         <w:t>9.2 Matriz de trazabilidad</w:t>
       </w:r>
@@ -17556,7 +17762,6 @@
                 <w:sz w:val="19"/>
                 <w:szCs w:val="19"/>
               </w:rPr>
-              <w:lastRenderedPageBreak/>
               <w:t>8.16 Actividades de monitoreo</w:t>
             </w:r>
           </w:p>
@@ -17792,7 +17997,7 @@
         <w:pStyle w:val="Ttulo2"/>
         <w:keepNext/>
       </w:pPr>
-      <w:bookmarkStart w:id="21" w:name="_Toc242534485"/>
+      <w:bookmarkStart w:id="21" w:name="_Toc242541496"/>
       <w:r>
         <w:t>9.3 Indicadores</w:t>
       </w:r>
@@ -17811,8 +18016,9 @@
         <w:pStyle w:val="Ttulo1"/>
         <w:keepNext/>
       </w:pPr>
-      <w:bookmarkStart w:id="22" w:name="_Toc242534486"/>
+      <w:bookmarkStart w:id="22" w:name="_Toc242541497"/>
       <w:r>
+        <w:lastRenderedPageBreak/>
         <w:t>10. Limitaciones conocidas</w:t>
       </w:r>
       <w:bookmarkEnd w:id="22"/>
@@ -18367,6 +18573,1093 @@
       <w:pPr>
         <w:spacing w:after="80"/>
       </w:pPr>
+    </w:p>
+    <w:p>
+      <w:pPr>
+        <w:pStyle w:val="Ttulo1"/>
+        <w:keepNext/>
+      </w:pPr>
+      <w:bookmarkStart w:id="23" w:name="_Toc242541498"/>
+      <w:r>
+        <w:t>Anexo 1. Cuentas asignadas al equipo auditor</w:t>
+      </w:r>
+      <w:bookmarkEnd w:id="23"/>
+    </w:p>
+    <w:tbl>
+      <w:tblPr>
+        <w:tblW w:w="10080" w:type="dxa"/>
+        <w:tblBorders>
+          <w:top w:val="single" w:sz="4" w:space="0" w:color="auto"/>
+          <w:left w:val="single" w:sz="4" w:space="0" w:color="auto"/>
+          <w:bottom w:val="single" w:sz="4" w:space="0" w:color="auto"/>
+          <w:right w:val="single" w:sz="4" w:space="0" w:color="auto"/>
+          <w:insideH w:val="single" w:sz="4" w:space="0" w:color="auto"/>
+          <w:insideV w:val="single" w:sz="4" w:space="0" w:color="auto"/>
+        </w:tblBorders>
+        <w:tblLook w:val="04A0" w:firstRow="1" w:lastRow="0" w:firstColumn="1" w:lastColumn="0" w:noHBand="0" w:noVBand="1"/>
+      </w:tblPr>
+      <w:tblGrid>
+        <w:gridCol w:w="1504"/>
+        <w:gridCol w:w="1136"/>
+        <w:gridCol w:w="919"/>
+        <w:gridCol w:w="6521"/>
+      </w:tblGrid>
+      <w:tr>
+        <w:trPr>
+          <w:cantSplit/>
+          <w:tblHeader/>
+        </w:trPr>
+        <w:tc>
+          <w:tcPr>
+            <w:tcW w:w="1521" w:type="dxa"/>
+            <w:tcBorders>
+              <w:top w:val="single" w:sz="4" w:space="0" w:color="A6A6A6"/>
+              <w:left w:val="single" w:sz="4" w:space="0" w:color="A6A6A6"/>
+              <w:bottom w:val="single" w:sz="4" w:space="0" w:color="A6A6A6"/>
+              <w:right w:val="single" w:sz="4" w:space="0" w:color="A6A6A6"/>
+            </w:tcBorders>
+            <w:shd w:val="clear" w:color="auto" w:fill="1F3864"/>
+            <w:tcMar>
+              <w:top w:w="60" w:type="dxa"/>
+              <w:left w:w="100" w:type="dxa"/>
+              <w:bottom w:w="60" w:type="dxa"/>
+              <w:right w:w="100" w:type="dxa"/>
+            </w:tcMar>
+          </w:tcPr>
+          <w:p>
+            <w:r>
+              <w:rPr>
+                <w:b/>
+                <w:bCs/>
+                <w:color w:val="FFFFFF"/>
+                <w:sz w:val="19"/>
+                <w:szCs w:val="19"/>
+              </w:rPr>
+              <w:t>Auditor</w:t>
+            </w:r>
+          </w:p>
+        </w:tc>
+        <w:tc>
+          <w:tcPr>
+            <w:tcW w:w="1141" w:type="dxa"/>
+            <w:tcBorders>
+              <w:top w:val="single" w:sz="4" w:space="0" w:color="A6A6A6"/>
+              <w:left w:val="single" w:sz="4" w:space="0" w:color="A6A6A6"/>
+              <w:bottom w:val="single" w:sz="4" w:space="0" w:color="A6A6A6"/>
+              <w:right w:val="single" w:sz="4" w:space="0" w:color="A6A6A6"/>
+            </w:tcBorders>
+            <w:shd w:val="clear" w:color="auto" w:fill="1F3864"/>
+            <w:tcMar>
+              <w:top w:w="60" w:type="dxa"/>
+              <w:left w:w="100" w:type="dxa"/>
+              <w:bottom w:w="60" w:type="dxa"/>
+              <w:right w:w="100" w:type="dxa"/>
+            </w:tcMar>
+          </w:tcPr>
+          <w:p>
+            <w:r>
+              <w:rPr>
+                <w:b/>
+                <w:bCs/>
+                <w:color w:val="FFFFFF"/>
+                <w:sz w:val="19"/>
+                <w:szCs w:val="19"/>
+              </w:rPr>
+              <w:t>Usuario</w:t>
+            </w:r>
+          </w:p>
+        </w:tc>
+        <w:tc>
+          <w:tcPr>
+            <w:tcW w:w="760" w:type="dxa"/>
+            <w:tcBorders>
+              <w:top w:val="single" w:sz="4" w:space="0" w:color="A6A6A6"/>
+              <w:left w:val="single" w:sz="4" w:space="0" w:color="A6A6A6"/>
+              <w:bottom w:val="single" w:sz="4" w:space="0" w:color="A6A6A6"/>
+              <w:right w:val="single" w:sz="4" w:space="0" w:color="A6A6A6"/>
+            </w:tcBorders>
+            <w:shd w:val="clear" w:color="auto" w:fill="1F3864"/>
+            <w:tcMar>
+              <w:top w:w="60" w:type="dxa"/>
+              <w:left w:w="100" w:type="dxa"/>
+              <w:bottom w:w="60" w:type="dxa"/>
+              <w:right w:w="100" w:type="dxa"/>
+            </w:tcMar>
+          </w:tcPr>
+          <w:p>
+            <w:r>
+              <w:rPr>
+                <w:b/>
+                <w:bCs/>
+                <w:color w:val="FFFFFF"/>
+                <w:sz w:val="19"/>
+                <w:szCs w:val="19"/>
+              </w:rPr>
+              <w:t>Rol</w:t>
+            </w:r>
+          </w:p>
+        </w:tc>
+        <w:tc>
+          <w:tcPr>
+            <w:tcW w:w="6658" w:type="dxa"/>
+            <w:tcBorders>
+              <w:top w:val="single" w:sz="4" w:space="0" w:color="A6A6A6"/>
+              <w:left w:val="single" w:sz="4" w:space="0" w:color="A6A6A6"/>
+              <w:bottom w:val="single" w:sz="4" w:space="0" w:color="A6A6A6"/>
+              <w:right w:val="single" w:sz="4" w:space="0" w:color="A6A6A6"/>
+            </w:tcBorders>
+            <w:shd w:val="clear" w:color="auto" w:fill="1F3864"/>
+            <w:tcMar>
+              <w:top w:w="60" w:type="dxa"/>
+              <w:left w:w="100" w:type="dxa"/>
+              <w:bottom w:w="60" w:type="dxa"/>
+              <w:right w:w="100" w:type="dxa"/>
+            </w:tcMar>
+          </w:tcPr>
+          <w:p>
+            <w:r>
+              <w:rPr>
+                <w:b/>
+                <w:bCs/>
+                <w:color w:val="FFFFFF"/>
+                <w:sz w:val="19"/>
+                <w:szCs w:val="19"/>
+              </w:rPr>
+              <w:t>Puede hacer</w:t>
+            </w:r>
+          </w:p>
+        </w:tc>
+      </w:tr>
+      <w:tr>
+        <w:trPr>
+          <w:cantSplit/>
+        </w:trPr>
+        <w:tc>
+          <w:tcPr>
+            <w:tcW w:w="1521" w:type="dxa"/>
+            <w:tcBorders>
+              <w:top w:val="single" w:sz="4" w:space="0" w:color="A6A6A6"/>
+              <w:left w:val="single" w:sz="4" w:space="0" w:color="A6A6A6"/>
+              <w:bottom w:val="single" w:sz="4" w:space="0" w:color="A6A6A6"/>
+              <w:right w:val="single" w:sz="4" w:space="0" w:color="A6A6A6"/>
+            </w:tcBorders>
+            <w:tcMar>
+              <w:top w:w="60" w:type="dxa"/>
+              <w:left w:w="100" w:type="dxa"/>
+              <w:bottom w:w="60" w:type="dxa"/>
+              <w:right w:w="100" w:type="dxa"/>
+            </w:tcMar>
+          </w:tcPr>
+          <w:p>
+            <w:r>
+              <w:rPr>
+                <w:sz w:val="19"/>
+                <w:szCs w:val="19"/>
+              </w:rPr>
+              <w:t>Javier Nij</w:t>
+            </w:r>
+          </w:p>
+        </w:tc>
+        <w:tc>
+          <w:tcPr>
+            <w:tcW w:w="1141" w:type="dxa"/>
+            <w:tcBorders>
+              <w:top w:val="single" w:sz="4" w:space="0" w:color="A6A6A6"/>
+              <w:left w:val="single" w:sz="4" w:space="0" w:color="A6A6A6"/>
+              <w:bottom w:val="single" w:sz="4" w:space="0" w:color="A6A6A6"/>
+              <w:right w:val="single" w:sz="4" w:space="0" w:color="A6A6A6"/>
+            </w:tcBorders>
+            <w:tcMar>
+              <w:top w:w="60" w:type="dxa"/>
+              <w:left w:w="100" w:type="dxa"/>
+              <w:bottom w:w="60" w:type="dxa"/>
+              <w:right w:w="100" w:type="dxa"/>
+            </w:tcMar>
+          </w:tcPr>
+          <w:p>
+            <w:r>
+              <w:rPr>
+                <w:rFonts w:ascii="Consolas" w:eastAsia="Consolas" w:hAnsi="Consolas" w:cs="Consolas"/>
+                <w:color w:val="7B2C2C"/>
+                <w:sz w:val="17"/>
+                <w:szCs w:val="17"/>
+              </w:rPr>
+              <w:t>op-nij</w:t>
+            </w:r>
+          </w:p>
+        </w:tc>
+        <w:tc>
+          <w:tcPr>
+            <w:tcW w:w="760" w:type="dxa"/>
+            <w:tcBorders>
+              <w:top w:val="single" w:sz="4" w:space="0" w:color="A6A6A6"/>
+              <w:left w:val="single" w:sz="4" w:space="0" w:color="A6A6A6"/>
+              <w:bottom w:val="single" w:sz="4" w:space="0" w:color="A6A6A6"/>
+              <w:right w:val="single" w:sz="4" w:space="0" w:color="A6A6A6"/>
+            </w:tcBorders>
+            <w:tcMar>
+              <w:top w:w="60" w:type="dxa"/>
+              <w:left w:w="100" w:type="dxa"/>
+              <w:bottom w:w="60" w:type="dxa"/>
+              <w:right w:w="100" w:type="dxa"/>
+            </w:tcMar>
+          </w:tcPr>
+          <w:p>
+            <w:r>
+              <w:rPr>
+                <w:sz w:val="19"/>
+                <w:szCs w:val="19"/>
+              </w:rPr>
+              <w:t>operador</w:t>
+            </w:r>
+          </w:p>
+        </w:tc>
+        <w:tc>
+          <w:tcPr>
+            <w:tcW w:w="6658" w:type="dxa"/>
+            <w:tcBorders>
+              <w:top w:val="single" w:sz="4" w:space="0" w:color="A6A6A6"/>
+              <w:left w:val="single" w:sz="4" w:space="0" w:color="A6A6A6"/>
+              <w:bottom w:val="single" w:sz="4" w:space="0" w:color="A6A6A6"/>
+              <w:right w:val="single" w:sz="4" w:space="0" w:color="A6A6A6"/>
+            </w:tcBorders>
+            <w:tcMar>
+              <w:top w:w="60" w:type="dxa"/>
+              <w:left w:w="100" w:type="dxa"/>
+              <w:bottom w:w="60" w:type="dxa"/>
+              <w:right w:w="100" w:type="dxa"/>
+            </w:tcMar>
+          </w:tcPr>
+          <w:p>
+            <w:r>
+              <w:rPr>
+                <w:sz w:val="19"/>
+                <w:szCs w:val="19"/>
+              </w:rPr>
+              <w:t>Ejecutar las simulaciones de energía, ambiente y acceso, y atender alertas</w:t>
+            </w:r>
+          </w:p>
+        </w:tc>
+      </w:tr>
+      <w:tr>
+        <w:trPr>
+          <w:cantSplit/>
+        </w:trPr>
+        <w:tc>
+          <w:tcPr>
+            <w:tcW w:w="1521" w:type="dxa"/>
+            <w:tcBorders>
+              <w:top w:val="single" w:sz="4" w:space="0" w:color="A6A6A6"/>
+              <w:left w:val="single" w:sz="4" w:space="0" w:color="A6A6A6"/>
+              <w:bottom w:val="single" w:sz="4" w:space="0" w:color="A6A6A6"/>
+              <w:right w:val="single" w:sz="4" w:space="0" w:color="A6A6A6"/>
+            </w:tcBorders>
+            <w:shd w:val="clear" w:color="auto" w:fill="F7F9FC"/>
+            <w:tcMar>
+              <w:top w:w="60" w:type="dxa"/>
+              <w:left w:w="100" w:type="dxa"/>
+              <w:bottom w:w="60" w:type="dxa"/>
+              <w:right w:w="100" w:type="dxa"/>
+            </w:tcMar>
+          </w:tcPr>
+          <w:p>
+            <w:r>
+              <w:rPr>
+                <w:sz w:val="19"/>
+                <w:szCs w:val="19"/>
+              </w:rPr>
+              <w:t>Javier Nij</w:t>
+            </w:r>
+          </w:p>
+        </w:tc>
+        <w:tc>
+          <w:tcPr>
+            <w:tcW w:w="1141" w:type="dxa"/>
+            <w:tcBorders>
+              <w:top w:val="single" w:sz="4" w:space="0" w:color="A6A6A6"/>
+              <w:left w:val="single" w:sz="4" w:space="0" w:color="A6A6A6"/>
+              <w:bottom w:val="single" w:sz="4" w:space="0" w:color="A6A6A6"/>
+              <w:right w:val="single" w:sz="4" w:space="0" w:color="A6A6A6"/>
+            </w:tcBorders>
+            <w:shd w:val="clear" w:color="auto" w:fill="F7F9FC"/>
+            <w:tcMar>
+              <w:top w:w="60" w:type="dxa"/>
+              <w:left w:w="100" w:type="dxa"/>
+              <w:bottom w:w="60" w:type="dxa"/>
+              <w:right w:w="100" w:type="dxa"/>
+            </w:tcMar>
+          </w:tcPr>
+          <w:p>
+            <w:r>
+              <w:rPr>
+                <w:rFonts w:ascii="Consolas" w:eastAsia="Consolas" w:hAnsi="Consolas" w:cs="Consolas"/>
+                <w:color w:val="7B2C2C"/>
+                <w:sz w:val="17"/>
+                <w:szCs w:val="17"/>
+              </w:rPr>
+              <w:t>aud-nij</w:t>
+            </w:r>
+          </w:p>
+        </w:tc>
+        <w:tc>
+          <w:tcPr>
+            <w:tcW w:w="760" w:type="dxa"/>
+            <w:tcBorders>
+              <w:top w:val="single" w:sz="4" w:space="0" w:color="A6A6A6"/>
+              <w:left w:val="single" w:sz="4" w:space="0" w:color="A6A6A6"/>
+              <w:bottom w:val="single" w:sz="4" w:space="0" w:color="A6A6A6"/>
+              <w:right w:val="single" w:sz="4" w:space="0" w:color="A6A6A6"/>
+            </w:tcBorders>
+            <w:shd w:val="clear" w:color="auto" w:fill="F7F9FC"/>
+            <w:tcMar>
+              <w:top w:w="60" w:type="dxa"/>
+              <w:left w:w="100" w:type="dxa"/>
+              <w:bottom w:w="60" w:type="dxa"/>
+              <w:right w:w="100" w:type="dxa"/>
+            </w:tcMar>
+          </w:tcPr>
+          <w:p>
+            <w:r>
+              <w:rPr>
+                <w:sz w:val="19"/>
+                <w:szCs w:val="19"/>
+              </w:rPr>
+              <w:t>auditor</w:t>
+            </w:r>
+          </w:p>
+        </w:tc>
+        <w:tc>
+          <w:tcPr>
+            <w:tcW w:w="6658" w:type="dxa"/>
+            <w:tcBorders>
+              <w:top w:val="single" w:sz="4" w:space="0" w:color="A6A6A6"/>
+              <w:left w:val="single" w:sz="4" w:space="0" w:color="A6A6A6"/>
+              <w:bottom w:val="single" w:sz="4" w:space="0" w:color="A6A6A6"/>
+              <w:right w:val="single" w:sz="4" w:space="0" w:color="A6A6A6"/>
+            </w:tcBorders>
+            <w:shd w:val="clear" w:color="auto" w:fill="F7F9FC"/>
+            <w:tcMar>
+              <w:top w:w="60" w:type="dxa"/>
+              <w:left w:w="100" w:type="dxa"/>
+              <w:bottom w:w="60" w:type="dxa"/>
+              <w:right w:w="100" w:type="dxa"/>
+            </w:tcMar>
+          </w:tcPr>
+          <w:p>
+            <w:r>
+              <w:rPr>
+                <w:sz w:val="19"/>
+                <w:szCs w:val="19"/>
+              </w:rPr>
+              <w:t>Verificar la cadena de hash y exportar la bitácora</w:t>
+            </w:r>
+          </w:p>
+        </w:tc>
+      </w:tr>
+      <w:tr>
+        <w:trPr>
+          <w:cantSplit/>
+        </w:trPr>
+        <w:tc>
+          <w:tcPr>
+            <w:tcW w:w="1521" w:type="dxa"/>
+            <w:tcBorders>
+              <w:top w:val="single" w:sz="4" w:space="0" w:color="A6A6A6"/>
+              <w:left w:val="single" w:sz="4" w:space="0" w:color="A6A6A6"/>
+              <w:bottom w:val="single" w:sz="4" w:space="0" w:color="A6A6A6"/>
+              <w:right w:val="single" w:sz="4" w:space="0" w:color="A6A6A6"/>
+            </w:tcBorders>
+            <w:tcMar>
+              <w:top w:w="60" w:type="dxa"/>
+              <w:left w:w="100" w:type="dxa"/>
+              <w:bottom w:w="60" w:type="dxa"/>
+              <w:right w:w="100" w:type="dxa"/>
+            </w:tcMar>
+          </w:tcPr>
+          <w:p>
+            <w:r>
+              <w:rPr>
+                <w:sz w:val="19"/>
+                <w:szCs w:val="19"/>
+              </w:rPr>
+              <w:t>Cristian Rosales</w:t>
+            </w:r>
+          </w:p>
+        </w:tc>
+        <w:tc>
+          <w:tcPr>
+            <w:tcW w:w="1141" w:type="dxa"/>
+            <w:tcBorders>
+              <w:top w:val="single" w:sz="4" w:space="0" w:color="A6A6A6"/>
+              <w:left w:val="single" w:sz="4" w:space="0" w:color="A6A6A6"/>
+              <w:bottom w:val="single" w:sz="4" w:space="0" w:color="A6A6A6"/>
+              <w:right w:val="single" w:sz="4" w:space="0" w:color="A6A6A6"/>
+            </w:tcBorders>
+            <w:tcMar>
+              <w:top w:w="60" w:type="dxa"/>
+              <w:left w:w="100" w:type="dxa"/>
+              <w:bottom w:w="60" w:type="dxa"/>
+              <w:right w:w="100" w:type="dxa"/>
+            </w:tcMar>
+          </w:tcPr>
+          <w:p>
+            <w:r>
+              <w:rPr>
+                <w:rFonts w:ascii="Consolas" w:eastAsia="Consolas" w:hAnsi="Consolas" w:cs="Consolas"/>
+                <w:color w:val="7B2C2C"/>
+                <w:sz w:val="17"/>
+                <w:szCs w:val="17"/>
+              </w:rPr>
+              <w:t>aud-rosales</w:t>
+            </w:r>
+          </w:p>
+        </w:tc>
+        <w:tc>
+          <w:tcPr>
+            <w:tcW w:w="760" w:type="dxa"/>
+            <w:tcBorders>
+              <w:top w:val="single" w:sz="4" w:space="0" w:color="A6A6A6"/>
+              <w:left w:val="single" w:sz="4" w:space="0" w:color="A6A6A6"/>
+              <w:bottom w:val="single" w:sz="4" w:space="0" w:color="A6A6A6"/>
+              <w:right w:val="single" w:sz="4" w:space="0" w:color="A6A6A6"/>
+            </w:tcBorders>
+            <w:tcMar>
+              <w:top w:w="60" w:type="dxa"/>
+              <w:left w:w="100" w:type="dxa"/>
+              <w:bottom w:w="60" w:type="dxa"/>
+              <w:right w:w="100" w:type="dxa"/>
+            </w:tcMar>
+          </w:tcPr>
+          <w:p>
+            <w:r>
+              <w:rPr>
+                <w:sz w:val="19"/>
+                <w:szCs w:val="19"/>
+              </w:rPr>
+              <w:t>auditor</w:t>
+            </w:r>
+          </w:p>
+        </w:tc>
+        <w:tc>
+          <w:tcPr>
+            <w:tcW w:w="6658" w:type="dxa"/>
+            <w:tcBorders>
+              <w:top w:val="single" w:sz="4" w:space="0" w:color="A6A6A6"/>
+              <w:left w:val="single" w:sz="4" w:space="0" w:color="A6A6A6"/>
+              <w:bottom w:val="single" w:sz="4" w:space="0" w:color="A6A6A6"/>
+              <w:right w:val="single" w:sz="4" w:space="0" w:color="A6A6A6"/>
+            </w:tcBorders>
+            <w:tcMar>
+              <w:top w:w="60" w:type="dxa"/>
+              <w:left w:w="100" w:type="dxa"/>
+              <w:bottom w:w="60" w:type="dxa"/>
+              <w:right w:w="100" w:type="dxa"/>
+            </w:tcMar>
+          </w:tcPr>
+          <w:p>
+            <w:r>
+              <w:rPr>
+                <w:sz w:val="19"/>
+                <w:szCs w:val="19"/>
+              </w:rPr>
+              <w:t>Verificar la cadena de hash y exportar la bitácora</w:t>
+            </w:r>
+          </w:p>
+        </w:tc>
+      </w:tr>
+      <w:tr>
+        <w:trPr>
+          <w:cantSplit/>
+        </w:trPr>
+        <w:tc>
+          <w:tcPr>
+            <w:tcW w:w="1521" w:type="dxa"/>
+            <w:tcBorders>
+              <w:top w:val="single" w:sz="4" w:space="0" w:color="A6A6A6"/>
+              <w:left w:val="single" w:sz="4" w:space="0" w:color="A6A6A6"/>
+              <w:bottom w:val="single" w:sz="4" w:space="0" w:color="A6A6A6"/>
+              <w:right w:val="single" w:sz="4" w:space="0" w:color="A6A6A6"/>
+            </w:tcBorders>
+            <w:shd w:val="clear" w:color="auto" w:fill="F7F9FC"/>
+            <w:tcMar>
+              <w:top w:w="60" w:type="dxa"/>
+              <w:left w:w="100" w:type="dxa"/>
+              <w:bottom w:w="60" w:type="dxa"/>
+              <w:right w:w="100" w:type="dxa"/>
+            </w:tcMar>
+          </w:tcPr>
+          <w:p>
+            <w:r>
+              <w:rPr>
+                <w:sz w:val="19"/>
+                <w:szCs w:val="19"/>
+              </w:rPr>
+              <w:t>Auditor-Byron</w:t>
+            </w:r>
+          </w:p>
+        </w:tc>
+        <w:tc>
+          <w:tcPr>
+            <w:tcW w:w="1141" w:type="dxa"/>
+            <w:tcBorders>
+              <w:top w:val="single" w:sz="4" w:space="0" w:color="A6A6A6"/>
+              <w:left w:val="single" w:sz="4" w:space="0" w:color="A6A6A6"/>
+              <w:bottom w:val="single" w:sz="4" w:space="0" w:color="A6A6A6"/>
+              <w:right w:val="single" w:sz="4" w:space="0" w:color="A6A6A6"/>
+            </w:tcBorders>
+            <w:shd w:val="clear" w:color="auto" w:fill="F7F9FC"/>
+            <w:tcMar>
+              <w:top w:w="60" w:type="dxa"/>
+              <w:left w:w="100" w:type="dxa"/>
+              <w:bottom w:w="60" w:type="dxa"/>
+              <w:right w:w="100" w:type="dxa"/>
+            </w:tcMar>
+          </w:tcPr>
+          <w:p>
+            <w:r>
+              <w:rPr>
+                <w:rFonts w:ascii="Consolas" w:eastAsia="Consolas" w:hAnsi="Consolas" w:cs="Consolas"/>
+                <w:color w:val="7B2C2C"/>
+                <w:sz w:val="17"/>
+                <w:szCs w:val="17"/>
+              </w:rPr>
+              <w:t>aud-auditor3</w:t>
+            </w:r>
+          </w:p>
+        </w:tc>
+        <w:tc>
+          <w:tcPr>
+            <w:tcW w:w="760" w:type="dxa"/>
+            <w:tcBorders>
+              <w:top w:val="single" w:sz="4" w:space="0" w:color="A6A6A6"/>
+              <w:left w:val="single" w:sz="4" w:space="0" w:color="A6A6A6"/>
+              <w:bottom w:val="single" w:sz="4" w:space="0" w:color="A6A6A6"/>
+              <w:right w:val="single" w:sz="4" w:space="0" w:color="A6A6A6"/>
+            </w:tcBorders>
+            <w:shd w:val="clear" w:color="auto" w:fill="F7F9FC"/>
+            <w:tcMar>
+              <w:top w:w="60" w:type="dxa"/>
+              <w:left w:w="100" w:type="dxa"/>
+              <w:bottom w:w="60" w:type="dxa"/>
+              <w:right w:w="100" w:type="dxa"/>
+            </w:tcMar>
+          </w:tcPr>
+          <w:p>
+            <w:r>
+              <w:rPr>
+                <w:sz w:val="19"/>
+                <w:szCs w:val="19"/>
+              </w:rPr>
+              <w:t>auditor</w:t>
+            </w:r>
+          </w:p>
+        </w:tc>
+        <w:tc>
+          <w:tcPr>
+            <w:tcW w:w="6658" w:type="dxa"/>
+            <w:tcBorders>
+              <w:top w:val="single" w:sz="4" w:space="0" w:color="A6A6A6"/>
+              <w:left w:val="single" w:sz="4" w:space="0" w:color="A6A6A6"/>
+              <w:bottom w:val="single" w:sz="4" w:space="0" w:color="A6A6A6"/>
+              <w:right w:val="single" w:sz="4" w:space="0" w:color="A6A6A6"/>
+            </w:tcBorders>
+            <w:shd w:val="clear" w:color="auto" w:fill="F7F9FC"/>
+            <w:tcMar>
+              <w:top w:w="60" w:type="dxa"/>
+              <w:left w:w="100" w:type="dxa"/>
+              <w:bottom w:w="60" w:type="dxa"/>
+              <w:right w:w="100" w:type="dxa"/>
+            </w:tcMar>
+          </w:tcPr>
+          <w:p>
+            <w:r>
+              <w:rPr>
+                <w:sz w:val="19"/>
+                <w:szCs w:val="19"/>
+              </w:rPr>
+              <w:t>Verificar la cadena de hash y exportar la bitácora</w:t>
+            </w:r>
+          </w:p>
+        </w:tc>
+      </w:tr>
+    </w:tbl>
+    <w:p>
+      <w:pPr>
+        <w:spacing w:after="80"/>
+      </w:pPr>
+    </w:p>
+    <w:tbl>
+      <w:tblPr>
+        <w:tblW w:w="10080" w:type="dxa"/>
+        <w:tblBorders>
+          <w:top w:val="single" w:sz="4" w:space="0" w:color="auto"/>
+          <w:left w:val="single" w:sz="4" w:space="0" w:color="auto"/>
+          <w:bottom w:val="single" w:sz="4" w:space="0" w:color="auto"/>
+          <w:right w:val="single" w:sz="4" w:space="0" w:color="auto"/>
+          <w:insideH w:val="single" w:sz="4" w:space="0" w:color="auto"/>
+          <w:insideV w:val="single" w:sz="4" w:space="0" w:color="auto"/>
+        </w:tblBorders>
+        <w:tblLook w:val="04A0" w:firstRow="1" w:lastRow="0" w:firstColumn="1" w:lastColumn="0" w:noHBand="0" w:noVBand="1"/>
+      </w:tblPr>
+      <w:tblGrid>
+        <w:gridCol w:w="3544"/>
+        <w:gridCol w:w="6536"/>
+      </w:tblGrid>
+      <w:tr>
+        <w:trPr>
+          <w:cantSplit/>
+          <w:tblHeader/>
+        </w:trPr>
+        <w:tc>
+          <w:tcPr>
+            <w:tcW w:w="3544" w:type="dxa"/>
+            <w:tcBorders>
+              <w:top w:val="single" w:sz="4" w:space="0" w:color="A6A6A6"/>
+              <w:left w:val="single" w:sz="4" w:space="0" w:color="A6A6A6"/>
+              <w:bottom w:val="single" w:sz="4" w:space="0" w:color="A6A6A6"/>
+              <w:right w:val="single" w:sz="4" w:space="0" w:color="A6A6A6"/>
+            </w:tcBorders>
+            <w:shd w:val="clear" w:color="auto" w:fill="1F3864"/>
+            <w:tcMar>
+              <w:top w:w="60" w:type="dxa"/>
+              <w:left w:w="100" w:type="dxa"/>
+              <w:bottom w:w="60" w:type="dxa"/>
+              <w:right w:w="100" w:type="dxa"/>
+            </w:tcMar>
+          </w:tcPr>
+          <w:p>
+            <w:r>
+              <w:rPr>
+                <w:b/>
+                <w:bCs/>
+                <w:color w:val="FFFFFF"/>
+                <w:sz w:val="19"/>
+                <w:szCs w:val="19"/>
+              </w:rPr>
+              <w:t>Dato</w:t>
+            </w:r>
+          </w:p>
+        </w:tc>
+        <w:tc>
+          <w:tcPr>
+            <w:tcW w:w="6536" w:type="dxa"/>
+            <w:tcBorders>
+              <w:top w:val="single" w:sz="4" w:space="0" w:color="A6A6A6"/>
+              <w:left w:val="single" w:sz="4" w:space="0" w:color="A6A6A6"/>
+              <w:bottom w:val="single" w:sz="4" w:space="0" w:color="A6A6A6"/>
+              <w:right w:val="single" w:sz="4" w:space="0" w:color="A6A6A6"/>
+            </w:tcBorders>
+            <w:shd w:val="clear" w:color="auto" w:fill="1F3864"/>
+            <w:tcMar>
+              <w:top w:w="60" w:type="dxa"/>
+              <w:left w:w="100" w:type="dxa"/>
+              <w:bottom w:w="60" w:type="dxa"/>
+              <w:right w:w="100" w:type="dxa"/>
+            </w:tcMar>
+          </w:tcPr>
+          <w:p>
+            <w:r>
+              <w:rPr>
+                <w:b/>
+                <w:bCs/>
+                <w:color w:val="FFFFFF"/>
+                <w:sz w:val="19"/>
+                <w:szCs w:val="19"/>
+              </w:rPr>
+              <w:t>Valor</w:t>
+            </w:r>
+          </w:p>
+        </w:tc>
+      </w:tr>
+      <w:tr>
+        <w:trPr>
+          <w:cantSplit/>
+        </w:trPr>
+        <w:tc>
+          <w:tcPr>
+            <w:tcW w:w="3544" w:type="dxa"/>
+            <w:tcBorders>
+              <w:top w:val="single" w:sz="4" w:space="0" w:color="A6A6A6"/>
+              <w:left w:val="single" w:sz="4" w:space="0" w:color="A6A6A6"/>
+              <w:bottom w:val="single" w:sz="4" w:space="0" w:color="A6A6A6"/>
+              <w:right w:val="single" w:sz="4" w:space="0" w:color="A6A6A6"/>
+            </w:tcBorders>
+            <w:tcMar>
+              <w:top w:w="60" w:type="dxa"/>
+              <w:left w:w="100" w:type="dxa"/>
+              <w:bottom w:w="60" w:type="dxa"/>
+              <w:right w:w="100" w:type="dxa"/>
+            </w:tcMar>
+          </w:tcPr>
+          <w:p>
+            <w:r>
+              <w:rPr>
+                <w:sz w:val="19"/>
+                <w:szCs w:val="19"/>
+              </w:rPr>
+              <w:t>Plataforma</w:t>
+            </w:r>
+          </w:p>
+        </w:tc>
+        <w:tc>
+          <w:tcPr>
+            <w:tcW w:w="6536" w:type="dxa"/>
+            <w:tcBorders>
+              <w:top w:val="single" w:sz="4" w:space="0" w:color="A6A6A6"/>
+              <w:left w:val="single" w:sz="4" w:space="0" w:color="A6A6A6"/>
+              <w:bottom w:val="single" w:sz="4" w:space="0" w:color="A6A6A6"/>
+              <w:right w:val="single" w:sz="4" w:space="0" w:color="A6A6A6"/>
+            </w:tcBorders>
+            <w:tcMar>
+              <w:top w:w="60" w:type="dxa"/>
+              <w:left w:w="100" w:type="dxa"/>
+              <w:bottom w:w="60" w:type="dxa"/>
+              <w:right w:w="100" w:type="dxa"/>
+            </w:tcMar>
+          </w:tcPr>
+          <w:p>
+            <w:r>
+              <w:rPr>
+                <w:rFonts w:ascii="Consolas" w:eastAsia="Consolas" w:hAnsi="Consolas" w:cs="Consolas"/>
+                <w:color w:val="7B2C2C"/>
+                <w:sz w:val="17"/>
+                <w:szCs w:val="17"/>
+              </w:rPr>
+              <w:t>https://dcim.taila9c375.ts.net</w:t>
+            </w:r>
+          </w:p>
+        </w:tc>
+      </w:tr>
+      <w:tr>
+        <w:trPr>
+          <w:cantSplit/>
+        </w:trPr>
+        <w:tc>
+          <w:tcPr>
+            <w:tcW w:w="3544" w:type="dxa"/>
+            <w:tcBorders>
+              <w:top w:val="single" w:sz="4" w:space="0" w:color="A6A6A6"/>
+              <w:left w:val="single" w:sz="4" w:space="0" w:color="A6A6A6"/>
+              <w:bottom w:val="single" w:sz="4" w:space="0" w:color="A6A6A6"/>
+              <w:right w:val="single" w:sz="4" w:space="0" w:color="A6A6A6"/>
+            </w:tcBorders>
+            <w:shd w:val="clear" w:color="auto" w:fill="F7F9FC"/>
+            <w:tcMar>
+              <w:top w:w="60" w:type="dxa"/>
+              <w:left w:w="100" w:type="dxa"/>
+              <w:bottom w:w="60" w:type="dxa"/>
+              <w:right w:w="100" w:type="dxa"/>
+            </w:tcMar>
+          </w:tcPr>
+          <w:p>
+            <w:r>
+              <w:rPr>
+                <w:sz w:val="19"/>
+                <w:szCs w:val="19"/>
+              </w:rPr>
+              <w:t>Activación de cuentas</w:t>
+            </w:r>
+          </w:p>
+        </w:tc>
+        <w:tc>
+          <w:tcPr>
+            <w:tcW w:w="6536" w:type="dxa"/>
+            <w:tcBorders>
+              <w:top w:val="single" w:sz="4" w:space="0" w:color="A6A6A6"/>
+              <w:left w:val="single" w:sz="4" w:space="0" w:color="A6A6A6"/>
+              <w:bottom w:val="single" w:sz="4" w:space="0" w:color="A6A6A6"/>
+              <w:right w:val="single" w:sz="4" w:space="0" w:color="A6A6A6"/>
+            </w:tcBorders>
+            <w:shd w:val="clear" w:color="auto" w:fill="F7F9FC"/>
+            <w:tcMar>
+              <w:top w:w="60" w:type="dxa"/>
+              <w:left w:w="100" w:type="dxa"/>
+              <w:bottom w:w="60" w:type="dxa"/>
+              <w:right w:w="100" w:type="dxa"/>
+            </w:tcMar>
+          </w:tcPr>
+          <w:p>
+            <w:r>
+              <w:rPr>
+                <w:rFonts w:ascii="Consolas" w:eastAsia="Consolas" w:hAnsi="Consolas" w:cs="Consolas"/>
+                <w:color w:val="7B2C2C"/>
+                <w:sz w:val="17"/>
+                <w:szCs w:val="17"/>
+              </w:rPr>
+              <w:t>https://dcim.taila9c375.ts.net/alta</w:t>
+            </w:r>
+          </w:p>
+        </w:tc>
+      </w:tr>
+      <w:tr>
+        <w:trPr>
+          <w:cantSplit/>
+        </w:trPr>
+        <w:tc>
+          <w:tcPr>
+            <w:tcW w:w="3544" w:type="dxa"/>
+            <w:tcBorders>
+              <w:top w:val="single" w:sz="4" w:space="0" w:color="A6A6A6"/>
+              <w:left w:val="single" w:sz="4" w:space="0" w:color="A6A6A6"/>
+              <w:bottom w:val="single" w:sz="4" w:space="0" w:color="A6A6A6"/>
+              <w:right w:val="single" w:sz="4" w:space="0" w:color="A6A6A6"/>
+            </w:tcBorders>
+            <w:tcMar>
+              <w:top w:w="60" w:type="dxa"/>
+              <w:left w:w="100" w:type="dxa"/>
+              <w:bottom w:w="60" w:type="dxa"/>
+              <w:right w:w="100" w:type="dxa"/>
+            </w:tcMar>
+          </w:tcPr>
+          <w:p>
+            <w:r>
+              <w:rPr>
+                <w:sz w:val="19"/>
+                <w:szCs w:val="19"/>
+              </w:rPr>
+              <w:t>Topología GNS3</w:t>
+            </w:r>
+          </w:p>
+        </w:tc>
+        <w:tc>
+          <w:tcPr>
+            <w:tcW w:w="6536" w:type="dxa"/>
+            <w:tcBorders>
+              <w:top w:val="single" w:sz="4" w:space="0" w:color="A6A6A6"/>
+              <w:left w:val="single" w:sz="4" w:space="0" w:color="A6A6A6"/>
+              <w:bottom w:val="single" w:sz="4" w:space="0" w:color="A6A6A6"/>
+              <w:right w:val="single" w:sz="4" w:space="0" w:color="A6A6A6"/>
+            </w:tcBorders>
+            <w:tcMar>
+              <w:top w:w="60" w:type="dxa"/>
+              <w:left w:w="100" w:type="dxa"/>
+              <w:bottom w:w="60" w:type="dxa"/>
+              <w:right w:w="100" w:type="dxa"/>
+            </w:tcMar>
+          </w:tcPr>
+          <w:p>
+            <w:r>
+              <w:rPr>
+                <w:rFonts w:ascii="Consolas" w:eastAsia="Consolas" w:hAnsi="Consolas" w:cs="Consolas"/>
+                <w:color w:val="7B2C2C"/>
+                <w:sz w:val="17"/>
+                <w:szCs w:val="17"/>
+              </w:rPr>
+              <w:t>http://dcim.taila9c375.ts.net:3080</w:t>
+            </w:r>
+            <w:r>
+              <w:rPr>
+                <w:sz w:val="19"/>
+                <w:szCs w:val="19"/>
+              </w:rPr>
+              <w:t xml:space="preserve">, usuario </w:t>
+            </w:r>
+            <w:r>
+              <w:rPr>
+                <w:rFonts w:ascii="Consolas" w:eastAsia="Consolas" w:hAnsi="Consolas" w:cs="Consolas"/>
+                <w:color w:val="7B2C2C"/>
+                <w:sz w:val="17"/>
+                <w:szCs w:val="17"/>
+              </w:rPr>
+              <w:t>gns3</w:t>
+            </w:r>
+          </w:p>
+        </w:tc>
+      </w:tr>
+      <w:tr>
+        <w:trPr>
+          <w:cantSplit/>
+        </w:trPr>
+        <w:tc>
+          <w:tcPr>
+            <w:tcW w:w="3544" w:type="dxa"/>
+            <w:tcBorders>
+              <w:top w:val="single" w:sz="4" w:space="0" w:color="A6A6A6"/>
+              <w:left w:val="single" w:sz="4" w:space="0" w:color="A6A6A6"/>
+              <w:bottom w:val="single" w:sz="4" w:space="0" w:color="A6A6A6"/>
+              <w:right w:val="single" w:sz="4" w:space="0" w:color="A6A6A6"/>
+            </w:tcBorders>
+            <w:shd w:val="clear" w:color="auto" w:fill="F7F9FC"/>
+            <w:tcMar>
+              <w:top w:w="60" w:type="dxa"/>
+              <w:left w:w="100" w:type="dxa"/>
+              <w:bottom w:w="60" w:type="dxa"/>
+              <w:right w:w="100" w:type="dxa"/>
+            </w:tcMar>
+          </w:tcPr>
+          <w:p>
+            <w:r>
+              <w:rPr>
+                <w:sz w:val="19"/>
+                <w:szCs w:val="19"/>
+              </w:rPr>
+              <w:t>Altas registradas en la bitácora</w:t>
+            </w:r>
+          </w:p>
+        </w:tc>
+        <w:tc>
+          <w:tcPr>
+            <w:tcW w:w="6536" w:type="dxa"/>
+            <w:tcBorders>
+              <w:top w:val="single" w:sz="4" w:space="0" w:color="A6A6A6"/>
+              <w:left w:val="single" w:sz="4" w:space="0" w:color="A6A6A6"/>
+              <w:bottom w:val="single" w:sz="4" w:space="0" w:color="A6A6A6"/>
+              <w:right w:val="single" w:sz="4" w:space="0" w:color="A6A6A6"/>
+            </w:tcBorders>
+            <w:shd w:val="clear" w:color="auto" w:fill="F7F9FC"/>
+            <w:tcMar>
+              <w:top w:w="60" w:type="dxa"/>
+              <w:left w:w="100" w:type="dxa"/>
+              <w:bottom w:w="60" w:type="dxa"/>
+              <w:right w:w="100" w:type="dxa"/>
+            </w:tcMar>
+          </w:tcPr>
+          <w:p>
+            <w:r>
+              <w:rPr>
+                <w:sz w:val="19"/>
+                <w:szCs w:val="19"/>
+              </w:rPr>
+              <w:t>Eventos 208 a 211 (</w:t>
+            </w:r>
+            <w:r>
+              <w:rPr>
+                <w:rFonts w:ascii="Consolas" w:eastAsia="Consolas" w:hAnsi="Consolas" w:cs="Consolas"/>
+                <w:color w:val="7B2C2C"/>
+                <w:sz w:val="17"/>
+                <w:szCs w:val="17"/>
+              </w:rPr>
+              <w:t>usuario_alta</w:t>
+            </w:r>
+            <w:r>
+              <w:rPr>
+                <w:sz w:val="19"/>
+                <w:szCs w:val="19"/>
+              </w:rPr>
+              <w:t xml:space="preserve">, actor </w:t>
+            </w:r>
+            <w:r>
+              <w:rPr>
+                <w:rFonts w:ascii="Consolas" w:eastAsia="Consolas" w:hAnsi="Consolas" w:cs="Consolas"/>
+                <w:color w:val="7B2C2C"/>
+                <w:sz w:val="17"/>
+                <w:szCs w:val="17"/>
+              </w:rPr>
+              <w:t>administrador:admin</w:t>
+            </w:r>
+            <w:r>
+              <w:rPr>
+                <w:sz w:val="19"/>
+                <w:szCs w:val="19"/>
+              </w:rPr>
+              <w:t>)</w:t>
+            </w:r>
+          </w:p>
+        </w:tc>
+      </w:tr>
+      <w:tr>
+        <w:trPr>
+          <w:cantSplit/>
+        </w:trPr>
+        <w:tc>
+          <w:tcPr>
+            <w:tcW w:w="3544" w:type="dxa"/>
+            <w:tcBorders>
+              <w:top w:val="single" w:sz="4" w:space="0" w:color="A6A6A6"/>
+              <w:left w:val="single" w:sz="4" w:space="0" w:color="A6A6A6"/>
+              <w:bottom w:val="single" w:sz="4" w:space="0" w:color="A6A6A6"/>
+              <w:right w:val="single" w:sz="4" w:space="0" w:color="A6A6A6"/>
+            </w:tcBorders>
+            <w:tcMar>
+              <w:top w:w="60" w:type="dxa"/>
+              <w:left w:w="100" w:type="dxa"/>
+              <w:bottom w:w="60" w:type="dxa"/>
+              <w:right w:w="100" w:type="dxa"/>
+            </w:tcMar>
+          </w:tcPr>
+          <w:p>
+            <w:r>
+              <w:rPr>
+                <w:sz w:val="19"/>
+                <w:szCs w:val="19"/>
+              </w:rPr>
+              <w:t>Vigencia de los códigos emitidos</w:t>
+            </w:r>
+          </w:p>
+        </w:tc>
+        <w:tc>
+          <w:tcPr>
+            <w:tcW w:w="6536" w:type="dxa"/>
+            <w:tcBorders>
+              <w:top w:val="single" w:sz="4" w:space="0" w:color="A6A6A6"/>
+              <w:left w:val="single" w:sz="4" w:space="0" w:color="A6A6A6"/>
+              <w:bottom w:val="single" w:sz="4" w:space="0" w:color="A6A6A6"/>
+              <w:right w:val="single" w:sz="4" w:space="0" w:color="A6A6A6"/>
+            </w:tcBorders>
+            <w:tcMar>
+              <w:top w:w="60" w:type="dxa"/>
+              <w:left w:w="100" w:type="dxa"/>
+              <w:bottom w:w="60" w:type="dxa"/>
+              <w:right w:w="100" w:type="dxa"/>
+            </w:tcMar>
+          </w:tcPr>
+          <w:p>
+            <w:r>
+              <w:rPr>
+                <w:sz w:val="19"/>
+                <w:szCs w:val="19"/>
+              </w:rPr>
+              <w:t>Hasta el 11 de octubre de 2026, 16:10 hora de Guatemala</w:t>
+            </w:r>
+          </w:p>
+        </w:tc>
+      </w:tr>
+    </w:tbl>
+    <w:p>
+      <w:pPr>
+        <w:spacing w:after="80"/>
+      </w:pPr>
+    </w:p>
+    <w:p>
+      <w:pPr>
+        <w:spacing w:after="120"/>
+      </w:pPr>
+      <w:r>
+        <w:lastRenderedPageBreak/>
+        <w:t xml:space="preserve">Las simulaciones solo pueden ejecutarse con </w:t>
+      </w:r>
+      <w:r>
+        <w:rPr>
+          <w:rFonts w:ascii="Consolas" w:eastAsia="Consolas" w:hAnsi="Consolas" w:cs="Consolas"/>
+          <w:color w:val="7B2C2C"/>
+          <w:sz w:val="19"/>
+          <w:szCs w:val="19"/>
+        </w:rPr>
+        <w:t>op-nij</w:t>
+      </w:r>
+      <w:r>
+        <w:t xml:space="preserve">; los demás auditores observan la sesión y verifican después la evidencia con su cuenta de auditor. Las cuentas de auditor comprueban, además, el mínimo privilegio: no ven las pestañas Simulación ni Administración y no pueden registrar acuses (escenario 15 de </w:t>
+      </w:r>
+      <w:r>
+        <w:rPr>
+          <w:rFonts w:ascii="Consolas" w:eastAsia="Consolas" w:hAnsi="Consolas" w:cs="Consolas"/>
+          <w:color w:val="7B2C2C"/>
+          <w:sz w:val="19"/>
+          <w:szCs w:val="19"/>
+        </w:rPr>
+        <w:t>VALIDACION_DEMO.md</w:t>
+      </w:r>
+      <w:r>
+        <w:t>).</w:t>
+      </w:r>
+    </w:p>
+    <w:p>
+      <w:pPr>
+        <w:spacing w:after="120"/>
+      </w:pPr>
+      <w:r>
+        <w:t>Los escenarios de red se ejecutan en GNS3 con las credenciales del servidor, que no dependen del rol en la plataforma.</w:t>
+      </w:r>
     </w:p>
     <w:sectPr>
       <w:headerReference w:type="default" r:id="rId7"/>
@@ -18563,10 +19856,118 @@
 <file path=word/numbering.xml><?xml version="1.0" encoding="utf-8"?>
 <w:numbering xmlns:wpc="http://schemas.microsoft.com/office/word/2010/wordprocessingCanvas" xmlns:cx="http://schemas.microsoft.com/office/drawing/2014/chartex" xmlns:cx1="http://schemas.microsoft.com/office/drawing/2015/9/8/chartex" xmlns:cx2="http://schemas.microsoft.com/office/drawing/2015/10/21/chartex" xmlns:cx3="http://schemas.microsoft.com/office/drawing/2016/5/9/chartex" xmlns:cx4="http://schemas.microsoft.com/office/drawing/2016/5/10/chartex" xmlns:cx5="http://schemas.microsoft.com/office/drawing/2016/5/11/chartex" xmlns:cx6="http://schemas.microsoft.com/office/drawing/2016/5/12/chartex" xmlns:cx7="http://schemas.microsoft.com/office/drawing/2016/5/13/chartex" xmlns:cx8="http://schemas.microsoft.com/office/drawing/2016/5/14/chartex" xmlns:mc="http://schemas.openxmlformats.org/markup-compatibility/2006" xmlns:aink="http://schemas.microsoft.com/office/drawing/2016/ink" xmlns:am3d="http://schemas.microsoft.com/office/drawing/2017/model3d" xmlns:o="urn:schemas-microsoft-com:office:office" xmlns:oel="http://schemas.microsoft.com/office/2019/extlst" xmlns:r="http://schemas.openxmlformats.org/officeDocument/2006/relationships" xmlns:m="http://schemas.openxmlformats.org/officeDocument/2006/math" xmlns:v="urn:schemas-microsoft-com:vml" xmlns:wp14="http://schemas.microsoft.com/office/word/2010/wordprocessingDrawing" xmlns:wp="http://schemas.openxmlformats.org/drawingml/2006/wordprocessingDrawing" xmlns:w10="urn:schemas-microsoft-com:office:word" xmlns:w="http://schemas.openxmlformats.org/wordprocessingml/2006/main" xmlns:w14="http://schemas.microsoft.com/office/word/2010/wordml" xmlns:w15="http://schemas.microsoft.com/office/word/2012/wordml" xmlns:w16cex="http://schemas.microsoft.com/office/word/2018/wordml/cex" xmlns:w16cid="http://schemas.microsoft.com/office/word/2016/wordml/cid" xmlns:w16="http://schemas.microsoft.com/office/word/2018/wordml" xmlns:w16du="http://schemas.microsoft.com/office/word/2023/wordml/word16du" xmlns:w16sdtdh="http://schemas.microsoft.com/office/word/2020/wordml/sdtdatahash" xmlns:w16sdtfl="http://schemas.microsoft.com/office/word/2024/wordml/sdtformatlock" xmlns:w16se="http://schemas.microsoft.com/office/word/2015/wordml/symex" xmlns:wpg="http://schemas.microsoft.com/office/word/2010/wordprocessingGroup" xmlns:wpi="http://schemas.microsoft.com/office/word/2010/wordprocessingInk" xmlns:wne="http://schemas.microsoft.com/office/word/2006/wordml" xmlns:wps="http://schemas.microsoft.com/office/word/2010/wordprocessingShape" mc:Ignorable="w14 w15 w16se w16cid w16 w16cex w16sdtdh w16sdtfl w16du wp14">
   <w:abstractNum w:abstractNumId="0" w15:restartNumberingAfterBreak="0">
-    <w:nsid w:val="0FC94111"/>
+    <w:nsid w:val="07503E2E"/>
     <w:multiLevelType w:val="hybridMultilevel"/>
-    <w:tmpl w:val="A27E2A3C"/>
-    <w:lvl w:ilvl="0" w:tplc="8B04A946" w:tentative="1">
+    <w:tmpl w:val="4488913A"/>
+    <w:lvl w:ilvl="0" w:tplc="E72409AE">
+      <w:start w:val="1"/>
+      <w:numFmt w:val="decimal"/>
+      <w:lvlText w:val="%1."/>
+      <w:lvlJc w:val="left"/>
+      <w:pPr>
+        <w:ind w:left="540" w:hanging="300"/>
+      </w:pPr>
+    </w:lvl>
+    <w:lvl w:ilvl="1" w:tplc="D7E888CA">
+      <w:numFmt w:val="decimal"/>
+      <w:lvlText w:val=""/>
+      <w:lvlJc w:val="left"/>
+    </w:lvl>
+    <w:lvl w:ilvl="2" w:tplc="3B00E79A">
+      <w:numFmt w:val="decimal"/>
+      <w:lvlText w:val=""/>
+      <w:lvlJc w:val="left"/>
+    </w:lvl>
+    <w:lvl w:ilvl="3" w:tplc="83167D9A">
+      <w:numFmt w:val="decimal"/>
+      <w:lvlText w:val=""/>
+      <w:lvlJc w:val="left"/>
+    </w:lvl>
+    <w:lvl w:ilvl="4" w:tplc="E3C0D972">
+      <w:numFmt w:val="decimal"/>
+      <w:lvlText w:val=""/>
+      <w:lvlJc w:val="left"/>
+    </w:lvl>
+    <w:lvl w:ilvl="5" w:tplc="AC86224E">
+      <w:numFmt w:val="decimal"/>
+      <w:lvlText w:val=""/>
+      <w:lvlJc w:val="left"/>
+    </w:lvl>
+    <w:lvl w:ilvl="6" w:tplc="8C8C75B8">
+      <w:numFmt w:val="decimal"/>
+      <w:lvlText w:val=""/>
+      <w:lvlJc w:val="left"/>
+    </w:lvl>
+    <w:lvl w:ilvl="7" w:tplc="8252F162">
+      <w:numFmt w:val="decimal"/>
+      <w:lvlText w:val=""/>
+      <w:lvlJc w:val="left"/>
+    </w:lvl>
+    <w:lvl w:ilvl="8" w:tplc="E27E99B2">
+      <w:numFmt w:val="decimal"/>
+      <w:lvlText w:val=""/>
+      <w:lvlJc w:val="left"/>
+    </w:lvl>
+  </w:abstractNum>
+  <w:abstractNum w:abstractNumId="1" w15:restartNumberingAfterBreak="0">
+    <w:nsid w:val="2E996DF9"/>
+    <w:multiLevelType w:val="hybridMultilevel"/>
+    <w:tmpl w:val="92380942"/>
+    <w:lvl w:ilvl="0" w:tplc="9222A2EC" w:tentative="1">
+      <w:start w:val="1"/>
+      <w:numFmt w:val="bullet"/>
+      <w:lvlText w:val="•"/>
+      <w:lvlJc w:val="left"/>
+      <w:pPr>
+        <w:ind w:left="540" w:hanging="270"/>
+      </w:pPr>
+    </w:lvl>
+    <w:lvl w:ilvl="1" w:tplc="B56C8B38">
+      <w:numFmt w:val="decimal"/>
+      <w:lvlText w:val=""/>
+      <w:lvlJc w:val="left"/>
+    </w:lvl>
+    <w:lvl w:ilvl="2" w:tplc="7374B098">
+      <w:numFmt w:val="decimal"/>
+      <w:lvlText w:val=""/>
+      <w:lvlJc w:val="left"/>
+    </w:lvl>
+    <w:lvl w:ilvl="3" w:tplc="5DC274DE">
+      <w:numFmt w:val="decimal"/>
+      <w:lvlText w:val=""/>
+      <w:lvlJc w:val="left"/>
+    </w:lvl>
+    <w:lvl w:ilvl="4" w:tplc="C38C49FA">
+      <w:numFmt w:val="decimal"/>
+      <w:lvlText w:val=""/>
+      <w:lvlJc w:val="left"/>
+    </w:lvl>
+    <w:lvl w:ilvl="5" w:tplc="839C5CF0">
+      <w:numFmt w:val="decimal"/>
+      <w:lvlText w:val=""/>
+      <w:lvlJc w:val="left"/>
+    </w:lvl>
+    <w:lvl w:ilvl="6" w:tplc="CCAC5B92">
+      <w:numFmt w:val="decimal"/>
+      <w:lvlText w:val=""/>
+      <w:lvlJc w:val="left"/>
+    </w:lvl>
+    <w:lvl w:ilvl="7" w:tplc="7B46B04E">
+      <w:numFmt w:val="decimal"/>
+      <w:lvlText w:val=""/>
+      <w:lvlJc w:val="left"/>
+    </w:lvl>
+    <w:lvl w:ilvl="8" w:tplc="3B7EC4B8">
+      <w:numFmt w:val="decimal"/>
+      <w:lvlText w:val=""/>
+      <w:lvlJc w:val="left"/>
+    </w:lvl>
+  </w:abstractNum>
+  <w:abstractNum w:abstractNumId="2" w15:restartNumberingAfterBreak="0">
+    <w:nsid w:val="50D84100"/>
+    <w:multiLevelType w:val="hybridMultilevel"/>
+    <w:tmpl w:val="71F8A352"/>
+    <w:lvl w:ilvl="0" w:tplc="186E7B2C" w:tentative="1">
       <w:start w:val="1"/>
       <w:numFmt w:val="bullet"/>
       <w:lvlText w:val="●"/>
@@ -18575,7 +19976,7 @@
         <w:ind w:left="720" w:hanging="360"/>
       </w:pPr>
     </w:lvl>
-    <w:lvl w:ilvl="1" w:tplc="4EBE65D6" w:tentative="1">
+    <w:lvl w:ilvl="1" w:tplc="E0EA288E" w:tentative="1">
       <w:start w:val="1"/>
       <w:numFmt w:val="bullet"/>
       <w:lvlText w:val="○"/>
@@ -18584,7 +19985,7 @@
         <w:ind w:left="1440" w:hanging="360"/>
       </w:pPr>
     </w:lvl>
-    <w:lvl w:ilvl="2" w:tplc="4600D66E" w:tentative="1">
+    <w:lvl w:ilvl="2" w:tplc="43A6C9AE" w:tentative="1">
       <w:start w:val="1"/>
       <w:numFmt w:val="bullet"/>
       <w:lvlText w:val="■"/>
@@ -18593,7 +19994,7 @@
         <w:ind w:left="2160" w:hanging="360"/>
       </w:pPr>
     </w:lvl>
-    <w:lvl w:ilvl="3" w:tplc="E708D666" w:tentative="1">
+    <w:lvl w:ilvl="3" w:tplc="A7EED798" w:tentative="1">
       <w:start w:val="1"/>
       <w:numFmt w:val="bullet"/>
       <w:lvlText w:val="●"/>
@@ -18602,7 +20003,7 @@
         <w:ind w:left="2880" w:hanging="360"/>
       </w:pPr>
     </w:lvl>
-    <w:lvl w:ilvl="4" w:tplc="87D0D210" w:tentative="1">
+    <w:lvl w:ilvl="4" w:tplc="78FE2578" w:tentative="1">
       <w:start w:val="1"/>
       <w:numFmt w:val="bullet"/>
       <w:lvlText w:val="○"/>
@@ -18611,7 +20012,7 @@
         <w:ind w:left="3600" w:hanging="360"/>
       </w:pPr>
     </w:lvl>
-    <w:lvl w:ilvl="5" w:tplc="56C06A48" w:tentative="1">
+    <w:lvl w:ilvl="5" w:tplc="CCB613C0" w:tentative="1">
       <w:start w:val="1"/>
       <w:numFmt w:val="bullet"/>
       <w:lvlText w:val="■"/>
@@ -18620,7 +20021,7 @@
         <w:ind w:left="4320" w:hanging="360"/>
       </w:pPr>
     </w:lvl>
-    <w:lvl w:ilvl="6" w:tplc="C34E4034" w:tentative="1">
+    <w:lvl w:ilvl="6" w:tplc="0D84DABC" w:tentative="1">
       <w:start w:val="1"/>
       <w:numFmt w:val="bullet"/>
       <w:lvlText w:val="●"/>
@@ -18629,7 +20030,7 @@
         <w:ind w:left="5040" w:hanging="360"/>
       </w:pPr>
     </w:lvl>
-    <w:lvl w:ilvl="7" w:tplc="7390B8F8" w:tentative="1">
+    <w:lvl w:ilvl="7" w:tplc="E30257B6" w:tentative="1">
       <w:start w:val="1"/>
       <w:numFmt w:val="bullet"/>
       <w:lvlText w:val="●"/>
@@ -18638,7 +20039,7 @@
         <w:ind w:left="5760" w:hanging="360"/>
       </w:pPr>
     </w:lvl>
-    <w:lvl w:ilvl="8" w:tplc="7038A1C4" w:tentative="1">
+    <w:lvl w:ilvl="8" w:tplc="7054BBBC" w:tentative="1">
       <w:start w:val="1"/>
       <w:numFmt w:val="bullet"/>
       <w:lvlText w:val="●"/>
@@ -18648,122 +20049,26 @@
       </w:pPr>
     </w:lvl>
   </w:abstractNum>
-  <w:abstractNum w:abstractNumId="1" w15:restartNumberingAfterBreak="0">
-    <w:nsid w:val="4AED2066"/>
-    <w:multiLevelType w:val="hybridMultilevel"/>
-    <w:tmpl w:val="39746D46"/>
-    <w:lvl w:ilvl="0" w:tplc="94EEF372">
-      <w:start w:val="1"/>
-      <w:numFmt w:val="decimal"/>
-      <w:lvlText w:val="%1."/>
-      <w:lvlJc w:val="left"/>
-      <w:pPr>
-        <w:ind w:left="540" w:hanging="300"/>
-      </w:pPr>
-    </w:lvl>
-    <w:lvl w:ilvl="1" w:tplc="1BD058E8">
-      <w:numFmt w:val="decimal"/>
-      <w:lvlText w:val=""/>
-      <w:lvlJc w:val="left"/>
-    </w:lvl>
-    <w:lvl w:ilvl="2" w:tplc="1DD039FC">
-      <w:numFmt w:val="decimal"/>
-      <w:lvlText w:val=""/>
-      <w:lvlJc w:val="left"/>
-    </w:lvl>
-    <w:lvl w:ilvl="3" w:tplc="E02A3ED6">
-      <w:numFmt w:val="decimal"/>
-      <w:lvlText w:val=""/>
-      <w:lvlJc w:val="left"/>
-    </w:lvl>
-    <w:lvl w:ilvl="4" w:tplc="F63E5EC4">
-      <w:numFmt w:val="decimal"/>
-      <w:lvlText w:val=""/>
-      <w:lvlJc w:val="left"/>
-    </w:lvl>
-    <w:lvl w:ilvl="5" w:tplc="E9FABE56">
-      <w:numFmt w:val="decimal"/>
-      <w:lvlText w:val=""/>
-      <w:lvlJc w:val="left"/>
-    </w:lvl>
-    <w:lvl w:ilvl="6" w:tplc="9864D42A">
-      <w:numFmt w:val="decimal"/>
-      <w:lvlText w:val=""/>
-      <w:lvlJc w:val="left"/>
-    </w:lvl>
-    <w:lvl w:ilvl="7" w:tplc="04EC4130">
-      <w:numFmt w:val="decimal"/>
-      <w:lvlText w:val=""/>
-      <w:lvlJc w:val="left"/>
-    </w:lvl>
-    <w:lvl w:ilvl="8" w:tplc="52E0C6B6">
-      <w:numFmt w:val="decimal"/>
-      <w:lvlText w:val=""/>
-      <w:lvlJc w:val="left"/>
-    </w:lvl>
-  </w:abstractNum>
-  <w:abstractNum w:abstractNumId="2" w15:restartNumberingAfterBreak="0">
-    <w:nsid w:val="5E873787"/>
-    <w:multiLevelType w:val="hybridMultilevel"/>
-    <w:tmpl w:val="D5860704"/>
-    <w:lvl w:ilvl="0" w:tplc="7ACA2AAA" w:tentative="1">
-      <w:start w:val="1"/>
-      <w:numFmt w:val="bullet"/>
-      <w:lvlText w:val="•"/>
-      <w:lvlJc w:val="left"/>
-      <w:pPr>
-        <w:ind w:left="540" w:hanging="270"/>
-      </w:pPr>
-    </w:lvl>
-    <w:lvl w:ilvl="1" w:tplc="432E9548">
-      <w:numFmt w:val="decimal"/>
-      <w:lvlText w:val=""/>
-      <w:lvlJc w:val="left"/>
-    </w:lvl>
-    <w:lvl w:ilvl="2" w:tplc="55669D3A">
-      <w:numFmt w:val="decimal"/>
-      <w:lvlText w:val=""/>
-      <w:lvlJc w:val="left"/>
-    </w:lvl>
-    <w:lvl w:ilvl="3" w:tplc="5F1E8F32">
-      <w:numFmt w:val="decimal"/>
-      <w:lvlText w:val=""/>
-      <w:lvlJc w:val="left"/>
-    </w:lvl>
-    <w:lvl w:ilvl="4" w:tplc="F72E6438">
-      <w:numFmt w:val="decimal"/>
-      <w:lvlText w:val=""/>
-      <w:lvlJc w:val="left"/>
-    </w:lvl>
-    <w:lvl w:ilvl="5" w:tplc="4AC0150A">
-      <w:numFmt w:val="decimal"/>
-      <w:lvlText w:val=""/>
-      <w:lvlJc w:val="left"/>
-    </w:lvl>
-    <w:lvl w:ilvl="6" w:tplc="68E46DDA">
-      <w:numFmt w:val="decimal"/>
-      <w:lvlText w:val=""/>
-      <w:lvlJc w:val="left"/>
-    </w:lvl>
-    <w:lvl w:ilvl="7" w:tplc="CEA04836">
-      <w:numFmt w:val="decimal"/>
-      <w:lvlText w:val=""/>
-      <w:lvlJc w:val="left"/>
-    </w:lvl>
-    <w:lvl w:ilvl="8" w:tplc="AE1AAE9A">
-      <w:numFmt w:val="decimal"/>
-      <w:lvlText w:val=""/>
-      <w:lvlJc w:val="left"/>
-    </w:lvl>
-  </w:abstractNum>
-  <w:num w:numId="1" w16cid:durableId="1609042549">
+  <w:num w:numId="1" w16cid:durableId="1190022133">
+    <w:abstractNumId w:val="2"/>
+    <w:lvlOverride w:ilvl="0">
+      <w:startOverride w:val="1"/>
+    </w:lvlOverride>
+  </w:num>
+  <w:num w:numId="2" w16cid:durableId="1749304552">
     <w:abstractNumId w:val="0"/>
     <w:lvlOverride w:ilvl="0">
       <w:startOverride w:val="1"/>
     </w:lvlOverride>
   </w:num>
-  <w:num w:numId="2" w16cid:durableId="590545946">
-    <w:abstractNumId w:val="1"/>
+  <w:num w:numId="3" w16cid:durableId="1869374333">
+    <w:abstractNumId w:val="0"/>
+    <w:lvlOverride w:ilvl="0">
+      <w:startOverride w:val="1"/>
+    </w:lvlOverride>
+  </w:num>
+  <w:num w:numId="4" w16cid:durableId="207837757">
+    <w:abstractNumId w:val="0"/>
     <w:lvlOverride w:ilvl="0">
       <w:startOverride w:val="1"/>
     </w:lvlOverride>
@@ -19215,7 +20520,6 @@
     <w:basedOn w:val="Normal"/>
     <w:next w:val="Normal"/>
     <w:uiPriority w:val="9"/>
-    <w:semiHidden/>
     <w:unhideWhenUsed/>
     <w:qFormat/>
     <w:pPr>
@@ -19416,7 +20720,7 @@
     <w:autoRedefine/>
     <w:uiPriority w:val="39"/>
     <w:unhideWhenUsed/>
-    <w:rsid w:val="004C13FC"/>
+    <w:rsid w:val="00152FDD"/>
     <w:pPr>
       <w:spacing w:after="100"/>
     </w:pPr>
@@ -19428,7 +20732,7 @@
     <w:autoRedefine/>
     <w:uiPriority w:val="39"/>
     <w:unhideWhenUsed/>
-    <w:rsid w:val="004C13FC"/>
+    <w:rsid w:val="00152FDD"/>
     <w:pPr>
       <w:spacing w:after="100"/>
       <w:ind w:left="210"/>
